--- a/pipeline/ArchitectureDesignAndAudit/ProviderPipeline_LowLevelDesign_v42.docx
+++ b/pipeline/ArchitectureDesignAndAudit/ProviderPipeline_LowLevelDesign_v42.docx
@@ -47,12 +47,13 @@
         <w:rPr>
           <w:color w:val="003399"/>
         </w:rPr>
-        <w:t>Version: 42</w:t>
+        <w:t xml:space="preserve">Version: </w:t>
       </w:r>
       <w:r>
         <w:rPr>
           <w:color w:val="003399"/>
         </w:rPr>
+        <w:t>41</w:t>
       </w:r>
     </w:p>
     <w:p>
@@ -63,10 +64,14 @@
         <w:rPr>
           <w:b/>
         </w:rPr>
-        <w:t>Date: 2026-08-01</w:t>
-      </w:r>
-      <w:r/>
-      <w:r/>
+        <w:t>Date:</w:t>
+      </w:r>
+      <w:r>
+        <w:t xml:space="preserve"> 2026-07-2</w:t>
+      </w:r>
+      <w:r>
+        <w:t>9</w:t>
+      </w:r>
     </w:p>
     <w:p>
       <w:pPr>
@@ -118,11 +123,17 @@
         <w:rPr>
           <w:b/>
         </w:rPr>
-        <w:t>Version: v42</w:t>
-      </w:r>
-      <w:r/>
-      <w:r/>
-      <w:r/>
+        <w:t>Version:</w:t>
+      </w:r>
+      <w:r>
+        <w:t xml:space="preserve"> v3</w:t>
+      </w:r>
+      <w:r>
+        <w:t>3</w:t>
+      </w:r>
+      <w:r>
+        <w:t xml:space="preserve"> </w:t>
+      </w:r>
     </w:p>
     <w:p>
       <w:r>
@@ -1583,11 +1594,131 @@
     <w:p>
       <w:pPr>
         <w:pStyle w:val="TOC2"/>
-      </w:pPr>
-      <w:r>
-        <w:t>6.9 Data Quality</w:t>
+        <w:tabs>
+          <w:tab w:val="right" w:leader="dot" w:pos="8630"/>
+        </w:tabs>
+        <w:rPr>
+          <w:noProof/>
+        </w:rPr>
+      </w:pPr>
+      <w:r>
+        <w:rPr>
+          <w:noProof/>
+        </w:rPr>
+        <w:t>6.9 Failure and re-run — *authoritative enumeration of restart points*</w:t>
+      </w:r>
+      <w:r>
+        <w:rPr>
+          <w:noProof/>
+          <w:webHidden/>
+        </w:rPr>
         <w:tab/>
+      </w:r>
+      <w:r>
+        <w:rPr>
+          <w:noProof/>
+          <w:webHidden/>
+        </w:rPr>
+        <w:fldChar w:fldCharType="begin"/>
+      </w:r>
+      <w:r>
+        <w:rPr>
+          <w:noProof/>
+          <w:webHidden/>
+        </w:rPr>
+        <w:instrText xml:space="preserve"> PAGEREF _Toc235526934 \h </w:instrText>
+      </w:r>
+      <w:r>
+        <w:rPr>
+          <w:noProof/>
+          <w:webHidden/>
+        </w:rPr>
+      </w:r>
+      <w:r>
+        <w:rPr>
+          <w:noProof/>
+          <w:webHidden/>
+        </w:rPr>
+        <w:fldChar w:fldCharType="separate"/>
+      </w:r>
+      <w:r>
+        <w:rPr>
+          <w:noProof/>
+          <w:webHidden/>
+        </w:rPr>
         <w:t>55</w:t>
+      </w:r>
+      <w:r>
+        <w:rPr>
+          <w:noProof/>
+          <w:webHidden/>
+        </w:rPr>
+        <w:fldChar w:fldCharType="end"/>
+      </w:r>
+    </w:p>
+    <w:p>
+      <w:pPr>
+        <w:pStyle w:val="TOC1"/>
+        <w:tabs>
+          <w:tab w:val="right" w:leader="dot" w:pos="8630"/>
+        </w:tabs>
+        <w:rPr>
+          <w:noProof/>
+        </w:rPr>
+      </w:pPr>
+      <w:r>
+        <w:rPr>
+          <w:noProof/>
+        </w:rPr>
+        <w:t>7. Data Contracts</w:t>
+      </w:r>
+      <w:r>
+        <w:rPr>
+          <w:noProof/>
+          <w:webHidden/>
+        </w:rPr>
+        <w:tab/>
+      </w:r>
+      <w:r>
+        <w:rPr>
+          <w:noProof/>
+          <w:webHidden/>
+        </w:rPr>
+        <w:fldChar w:fldCharType="begin"/>
+      </w:r>
+      <w:r>
+        <w:rPr>
+          <w:noProof/>
+          <w:webHidden/>
+        </w:rPr>
+        <w:instrText xml:space="preserve"> PAGEREF _Toc235526935 \h </w:instrText>
+      </w:r>
+      <w:r>
+        <w:rPr>
+          <w:noProof/>
+          <w:webHidden/>
+        </w:rPr>
+      </w:r>
+      <w:r>
+        <w:rPr>
+          <w:noProof/>
+          <w:webHidden/>
+        </w:rPr>
+        <w:fldChar w:fldCharType="separate"/>
+      </w:r>
+      <w:r>
+        <w:rPr>
+          <w:noProof/>
+          <w:webHidden/>
+        </w:rPr>
+        <w:t>58</w:t>
+      </w:r>
+      <w:r>
+        <w:rPr>
+          <w:noProof/>
+          <w:webHidden/>
+        </w:rPr>
+        <w:fldChar w:fldCharType="end"/>
       </w:r>
     </w:p>
     <w:p>
@@ -1604,21 +1735,28 @@
         <w:rPr>
           <w:noProof/>
         </w:rPr>
-        <w:t>6.10 Failure and re-run — *authoritative enumeration of restart points*</w:t>
+        <w:t>7.0 Pipeline invocation contract — *primary contract*</w:t>
+      </w:r>
+      <w:r>
+        <w:rPr>
+          <w:noProof/>
+          <w:webHidden/>
+        </w:rPr>
         <w:tab/>
-        <w:t xml:space="preserve">55  </w:t>
       </w:r>
       <w:r>
         <w:rPr>
           <w:noProof/>
           <w:webHidden/>
         </w:rPr>
+        <w:fldChar w:fldCharType="begin"/>
       </w:r>
       <w:r>
         <w:rPr>
           <w:noProof/>
           <w:webHidden/>
         </w:rPr>
+        <w:instrText xml:space="preserve"> PAGEREF _Toc235526936 \h </w:instrText>
       </w:r>
       <w:r>
         <w:rPr>
@@ -1631,24 +1769,346 @@
           <w:noProof/>
           <w:webHidden/>
         </w:rPr>
+        <w:fldChar w:fldCharType="separate"/>
       </w:r>
       <w:r>
         <w:rPr>
           <w:noProof/>
           <w:webHidden/>
         </w:rPr>
+        <w:t>58</w:t>
       </w:r>
       <w:r>
         <w:rPr>
           <w:noProof/>
           <w:webHidden/>
         </w:rPr>
+        <w:fldChar w:fldCharType="end"/>
+      </w:r>
+    </w:p>
+    <w:p>
+      <w:pPr>
+        <w:pStyle w:val="TOC2"/>
+        <w:tabs>
+          <w:tab w:val="right" w:leader="dot" w:pos="8630"/>
+        </w:tabs>
+        <w:rPr>
+          <w:noProof/>
+        </w:rPr>
+      </w:pPr>
+      <w:r>
+        <w:rPr>
+          <w:noProof/>
+        </w:rPr>
+        <w:t>7.1 Provider record — normative JSON Schema</w:t>
       </w:r>
       <w:r>
         <w:rPr>
           <w:noProof/>
           <w:webHidden/>
         </w:rPr>
+        <w:tab/>
+      </w:r>
+      <w:r>
+        <w:rPr>
+          <w:noProof/>
+          <w:webHidden/>
+        </w:rPr>
+        <w:fldChar w:fldCharType="begin"/>
+      </w:r>
+      <w:r>
+        <w:rPr>
+          <w:noProof/>
+          <w:webHidden/>
+        </w:rPr>
+        <w:instrText xml:space="preserve"> PAGEREF _Toc235526937 \h </w:instrText>
+      </w:r>
+      <w:r>
+        <w:rPr>
+          <w:noProof/>
+          <w:webHidden/>
+        </w:rPr>
+      </w:r>
+      <w:r>
+        <w:rPr>
+          <w:noProof/>
+          <w:webHidden/>
+        </w:rPr>
+        <w:fldChar w:fldCharType="separate"/>
+      </w:r>
+      <w:r>
+        <w:rPr>
+          <w:noProof/>
+          <w:webHidden/>
+        </w:rPr>
+        <w:t>58</w:t>
+      </w:r>
+      <w:r>
+        <w:rPr>
+          <w:noProof/>
+          <w:webHidden/>
+        </w:rPr>
+        <w:fldChar w:fldCharType="end"/>
+      </w:r>
+    </w:p>
+    <w:p>
+      <w:pPr>
+        <w:pStyle w:val="TOC2"/>
+        <w:tabs>
+          <w:tab w:val="right" w:leader="dot" w:pos="8630"/>
+        </w:tabs>
+        <w:rPr>
+          <w:noProof/>
+        </w:rPr>
+      </w:pPr>
+      <w:r>
+        <w:rPr>
+          <w:noProof/>
+        </w:rPr>
+        <w:t>7.2 Work-item schema</w:t>
+      </w:r>
+      <w:r>
+        <w:rPr>
+          <w:noProof/>
+          <w:webHidden/>
+        </w:rPr>
+        <w:tab/>
+      </w:r>
+      <w:r>
+        <w:rPr>
+          <w:noProof/>
+          <w:webHidden/>
+        </w:rPr>
+        <w:fldChar w:fldCharType="begin"/>
+      </w:r>
+      <w:r>
+        <w:rPr>
+          <w:noProof/>
+          <w:webHidden/>
+        </w:rPr>
+        <w:instrText xml:space="preserve"> PAGEREF _Toc235526938 \h </w:instrText>
+      </w:r>
+      <w:r>
+        <w:rPr>
+          <w:noProof/>
+          <w:webHidden/>
+        </w:rPr>
+      </w:r>
+      <w:r>
+        <w:rPr>
+          <w:noProof/>
+          <w:webHidden/>
+        </w:rPr>
+        <w:fldChar w:fldCharType="separate"/>
+      </w:r>
+      <w:r>
+        <w:rPr>
+          <w:noProof/>
+          <w:webHidden/>
+        </w:rPr>
+        <w:t>59</w:t>
+      </w:r>
+      <w:r>
+        <w:rPr>
+          <w:noProof/>
+          <w:webHidden/>
+        </w:rPr>
+        <w:fldChar w:fldCharType="end"/>
+      </w:r>
+    </w:p>
+    <w:p>
+      <w:pPr>
+        <w:pStyle w:val="TOC2"/>
+        <w:tabs>
+          <w:tab w:val="right" w:leader="dot" w:pos="8630"/>
+        </w:tabs>
+        <w:rPr>
+          <w:noProof/>
+        </w:rPr>
+      </w:pPr>
+      <w:r>
+        <w:rPr>
+          <w:noProof/>
+        </w:rPr>
+        <w:t>7.3 Step completion marker schema</w:t>
+      </w:r>
+      <w:r>
+        <w:rPr>
+          <w:noProof/>
+          <w:webHidden/>
+        </w:rPr>
+        <w:tab/>
+      </w:r>
+      <w:r>
+        <w:rPr>
+          <w:noProof/>
+          <w:webHidden/>
+        </w:rPr>
+        <w:fldChar w:fldCharType="begin"/>
+      </w:r>
+      <w:r>
+        <w:rPr>
+          <w:noProof/>
+          <w:webHidden/>
+        </w:rPr>
+        <w:instrText xml:space="preserve"> PAGEREF _Toc235526939 \h </w:instrText>
+      </w:r>
+      <w:r>
+        <w:rPr>
+          <w:noProof/>
+          <w:webHidden/>
+        </w:rPr>
+      </w:r>
+      <w:r>
+        <w:rPr>
+          <w:noProof/>
+          <w:webHidden/>
+        </w:rPr>
+        <w:fldChar w:fldCharType="separate"/>
+      </w:r>
+      <w:r>
+        <w:rPr>
+          <w:noProof/>
+          <w:webHidden/>
+        </w:rPr>
+        <w:t>59</w:t>
+      </w:r>
+      <w:r>
+        <w:rPr>
+          <w:noProof/>
+          <w:webHidden/>
+        </w:rPr>
+        <w:fldChar w:fldCharType="end"/>
+      </w:r>
+    </w:p>
+    <w:p>
+      <w:pPr>
+        <w:pStyle w:val="TOC2"/>
+        <w:tabs>
+          <w:tab w:val="right" w:leader="dot" w:pos="8630"/>
+        </w:tabs>
+        <w:rPr>
+          <w:noProof/>
+        </w:rPr>
+      </w:pPr>
+      <w:r>
+        <w:rPr>
+          <w:noProof/>
+        </w:rPr>
+        <w:t>7.4 F-105 classification catalog schema</w:t>
+      </w:r>
+      <w:r>
+        <w:rPr>
+          <w:noProof/>
+          <w:webHidden/>
+        </w:rPr>
+        <w:tab/>
+      </w:r>
+      <w:r>
+        <w:rPr>
+          <w:noProof/>
+          <w:webHidden/>
+        </w:rPr>
+        <w:fldChar w:fldCharType="begin"/>
+      </w:r>
+      <w:r>
+        <w:rPr>
+          <w:noProof/>
+          <w:webHidden/>
+        </w:rPr>
+        <w:instrText xml:space="preserve"> PAGEREF _Toc235526940 \h </w:instrText>
+      </w:r>
+      <w:r>
+        <w:rPr>
+          <w:noProof/>
+          <w:webHidden/>
+        </w:rPr>
+      </w:r>
+      <w:r>
+        <w:rPr>
+          <w:noProof/>
+          <w:webHidden/>
+        </w:rPr>
+        <w:fldChar w:fldCharType="separate"/>
+      </w:r>
+      <w:r>
+        <w:rPr>
+          <w:noProof/>
+          <w:webHidden/>
+        </w:rPr>
+        <w:t>60</w:t>
+      </w:r>
+      <w:r>
+        <w:rPr>
+          <w:noProof/>
+          <w:webHidden/>
+        </w:rPr>
+        <w:fldChar w:fldCharType="end"/>
+      </w:r>
+    </w:p>
+    <w:p>
+      <w:pPr>
+        <w:pStyle w:val="TOC2"/>
+        <w:tabs>
+          <w:tab w:val="right" w:leader="dot" w:pos="8630"/>
+        </w:tabs>
+        <w:rPr>
+          <w:noProof/>
+        </w:rPr>
+      </w:pPr>
+      <w:r>
+        <w:rPr>
+          <w:noProof/>
+        </w:rPr>
+        <w:t>7.5 Staging schemas per source</w:t>
+      </w:r>
+      <w:r>
+        <w:rPr>
+          <w:noProof/>
+          <w:webHidden/>
+        </w:rPr>
+        <w:tab/>
+      </w:r>
+      <w:r>
+        <w:rPr>
+          <w:noProof/>
+          <w:webHidden/>
+        </w:rPr>
+        <w:fldChar w:fldCharType="begin"/>
+      </w:r>
+      <w:r>
+        <w:rPr>
+          <w:noProof/>
+          <w:webHidden/>
+        </w:rPr>
+        <w:instrText xml:space="preserve"> PAGEREF _Toc235526941 \h </w:instrText>
+      </w:r>
+      <w:r>
+        <w:rPr>
+          <w:noProof/>
+          <w:webHidden/>
+        </w:rPr>
+      </w:r>
+      <w:r>
+        <w:rPr>
+          <w:noProof/>
+          <w:webHidden/>
+        </w:rPr>
+        <w:fldChar w:fldCharType="separate"/>
+      </w:r>
+      <w:r>
+        <w:rPr>
+          <w:noProof/>
+          <w:webHidden/>
+        </w:rPr>
+        <w:t>60</w:t>
+      </w:r>
+      <w:r>
+        <w:rPr>
+          <w:noProof/>
+          <w:webHidden/>
+        </w:rPr>
+        <w:fldChar w:fldCharType="end"/>
       </w:r>
     </w:p>
     <w:p>
@@ -1665,7 +2125,8 @@
         <w:rPr>
           <w:noProof/>
         </w:rPr>
-        <w:t>7. Data Contracts</w:t>
+        <w:lastRenderedPageBreak/>
+        <w:t>8. Notifications</w:t>
       </w:r>
       <w:r>
         <w:rPr>
@@ -1686,7 +2147,7 @@
           <w:noProof/>
           <w:webHidden/>
         </w:rPr>
-        <w:instrText xml:space="preserve"> PAGEREF _Toc235526935 \h </w:instrText>
+        <w:instrText xml:space="preserve"> PAGEREF _Toc235526942 \h </w:instrText>
       </w:r>
       <w:r>
         <w:rPr>
@@ -1706,7 +2167,7 @@
           <w:noProof/>
           <w:webHidden/>
         </w:rPr>
-        <w:t>58</w:t>
+        <w:t>62</w:t>
       </w:r>
       <w:r>
         <w:rPr>
@@ -1730,7 +2191,7 @@
         <w:rPr>
           <w:noProof/>
         </w:rPr>
-        <w:t>7.0 Pipeline invocation contract — *primary contract*</w:t>
+        <w:t>8.1 Text notification — abnormal end</w:t>
       </w:r>
       <w:r>
         <w:rPr>
@@ -1751,7 +2212,7 @@
           <w:noProof/>
           <w:webHidden/>
         </w:rPr>
-        <w:instrText xml:space="preserve"> PAGEREF _Toc235526936 \h </w:instrText>
+        <w:instrText xml:space="preserve"> PAGEREF _Toc235526943 \h </w:instrText>
       </w:r>
       <w:r>
         <w:rPr>
@@ -1771,7 +2232,7 @@
           <w:noProof/>
           <w:webHidden/>
         </w:rPr>
-        <w:t>58</w:t>
+        <w:t>62</w:t>
       </w:r>
       <w:r>
         <w:rPr>
@@ -1795,7 +2256,7 @@
         <w:rPr>
           <w:noProof/>
         </w:rPr>
-        <w:t>7.1 Provider record — normative JSON Schema</w:t>
+        <w:t>8.2 Text notification — successful end</w:t>
       </w:r>
       <w:r>
         <w:rPr>
@@ -1816,7 +2277,7 @@
           <w:noProof/>
           <w:webHidden/>
         </w:rPr>
-        <w:instrText xml:space="preserve"> PAGEREF _Toc235526937 \h </w:instrText>
+        <w:instrText xml:space="preserve"> PAGEREF _Toc235526944 \h </w:instrText>
       </w:r>
       <w:r>
         <w:rPr>
@@ -1836,7 +2297,7 @@
           <w:noProof/>
           <w:webHidden/>
         </w:rPr>
-        <w:t>58</w:t>
+        <w:t>62</w:t>
       </w:r>
       <w:r>
         <w:rPr>
@@ -1860,7 +2321,7 @@
         <w:rPr>
           <w:noProof/>
         </w:rPr>
-        <w:t>7.2 Work-item schema</w:t>
+        <w:t>8.3 Email notification — abnormal end (error report)</w:t>
       </w:r>
       <w:r>
         <w:rPr>
@@ -1881,7 +2342,7 @@
           <w:noProof/>
           <w:webHidden/>
         </w:rPr>
-        <w:instrText xml:space="preserve"> PAGEREF _Toc235526938 \h </w:instrText>
+        <w:instrText xml:space="preserve"> PAGEREF _Toc235526945 \h </w:instrText>
       </w:r>
       <w:r>
         <w:rPr>
@@ -1901,7 +2362,7 @@
           <w:noProof/>
           <w:webHidden/>
         </w:rPr>
-        <w:t>59</w:t>
+        <w:t>63</w:t>
       </w:r>
       <w:r>
         <w:rPr>
@@ -1925,7 +2386,7 @@
         <w:rPr>
           <w:noProof/>
         </w:rPr>
-        <w:t>7.3 Step completion marker schema</w:t>
+        <w:t>8.4 Email notification — discrepancy report (PDF attachment, every run)</w:t>
       </w:r>
       <w:r>
         <w:rPr>
@@ -1946,7 +2407,7 @@
           <w:noProof/>
           <w:webHidden/>
         </w:rPr>
-        <w:instrText xml:space="preserve"> PAGEREF _Toc235526939 \h </w:instrText>
+        <w:instrText xml:space="preserve"> PAGEREF _Toc235526946 \h </w:instrText>
       </w:r>
       <w:r>
         <w:rPr>
@@ -1966,7 +2427,72 @@
           <w:noProof/>
           <w:webHidden/>
         </w:rPr>
-        <w:t>59</w:t>
+        <w:t>63</w:t>
+      </w:r>
+      <w:r>
+        <w:rPr>
+          <w:noProof/>
+          <w:webHidden/>
+        </w:rPr>
+        <w:fldChar w:fldCharType="end"/>
+      </w:r>
+    </w:p>
+    <w:p>
+      <w:pPr>
+        <w:pStyle w:val="TOC1"/>
+        <w:tabs>
+          <w:tab w:val="right" w:leader="dot" w:pos="8630"/>
+        </w:tabs>
+        <w:rPr>
+          <w:noProof/>
+        </w:rPr>
+      </w:pPr>
+      <w:r>
+        <w:rPr>
+          <w:noProof/>
+        </w:rPr>
+        <w:t>9. Testing</w:t>
+      </w:r>
+      <w:r>
+        <w:rPr>
+          <w:noProof/>
+          <w:webHidden/>
+        </w:rPr>
+        <w:tab/>
+      </w:r>
+      <w:r>
+        <w:rPr>
+          <w:noProof/>
+          <w:webHidden/>
+        </w:rPr>
+        <w:fldChar w:fldCharType="begin"/>
+      </w:r>
+      <w:r>
+        <w:rPr>
+          <w:noProof/>
+          <w:webHidden/>
+        </w:rPr>
+        <w:instrText xml:space="preserve"> PAGEREF _Toc235526947 \h </w:instrText>
+      </w:r>
+      <w:r>
+        <w:rPr>
+          <w:noProof/>
+          <w:webHidden/>
+        </w:rPr>
+      </w:r>
+      <w:r>
+        <w:rPr>
+          <w:noProof/>
+          <w:webHidden/>
+        </w:rPr>
+        <w:fldChar w:fldCharType="separate"/>
+      </w:r>
+      <w:r>
+        <w:rPr>
+          <w:noProof/>
+          <w:webHidden/>
+        </w:rPr>
+        <w:t>64</w:t>
       </w:r>
       <w:r>
         <w:rPr>
@@ -1990,7 +2516,7 @@
         <w:rPr>
           <w:noProof/>
         </w:rPr>
-        <w:t>7.4 F-105 classification catalog schema</w:t>
+        <w:t>9.1 Test tiers</w:t>
       </w:r>
       <w:r>
         <w:rPr>
@@ -2011,7 +2537,7 @@
           <w:noProof/>
           <w:webHidden/>
         </w:rPr>
-        <w:instrText xml:space="preserve"> PAGEREF _Toc235526940 \h </w:instrText>
+        <w:instrText xml:space="preserve"> PAGEREF _Toc235526948 \h </w:instrText>
       </w:r>
       <w:r>
         <w:rPr>
@@ -2031,7 +2557,7 @@
           <w:noProof/>
           <w:webHidden/>
         </w:rPr>
-        <w:t>60</w:t>
+        <w:t>64</w:t>
       </w:r>
       <w:r>
         <w:rPr>
@@ -2055,7 +2581,7 @@
         <w:rPr>
           <w:noProof/>
         </w:rPr>
-        <w:t>7.5 Staging schemas per source</w:t>
+        <w:t>9.2 Data quality regression</w:t>
       </w:r>
       <w:r>
         <w:rPr>
@@ -2076,7 +2602,7 @@
           <w:noProof/>
           <w:webHidden/>
         </w:rPr>
-        <w:instrText xml:space="preserve"> PAGEREF _Toc235526941 \h </w:instrText>
+        <w:instrText xml:space="preserve"> PAGEREF _Toc235526949 \h </w:instrText>
       </w:r>
       <w:r>
         <w:rPr>
@@ -2096,7 +2622,462 @@
           <w:noProof/>
           <w:webHidden/>
         </w:rPr>
-        <w:t>60</w:t>
+        <w:t>65</w:t>
+      </w:r>
+      <w:r>
+        <w:rPr>
+          <w:noProof/>
+          <w:webHidden/>
+        </w:rPr>
+        <w:fldChar w:fldCharType="end"/>
+      </w:r>
+    </w:p>
+    <w:p>
+      <w:pPr>
+        <w:pStyle w:val="TOC2"/>
+        <w:tabs>
+          <w:tab w:val="right" w:leader="dot" w:pos="8630"/>
+        </w:tabs>
+        <w:rPr>
+          <w:noProof/>
+        </w:rPr>
+      </w:pPr>
+      <w:r>
+        <w:rPr>
+          <w:noProof/>
+        </w:rPr>
+        <w:t>9.3 Source-to-DB parity</w:t>
+      </w:r>
+      <w:r>
+        <w:rPr>
+          <w:noProof/>
+          <w:webHidden/>
+        </w:rPr>
+        <w:tab/>
+      </w:r>
+      <w:r>
+        <w:rPr>
+          <w:noProof/>
+          <w:webHidden/>
+        </w:rPr>
+        <w:fldChar w:fldCharType="begin"/>
+      </w:r>
+      <w:r>
+        <w:rPr>
+          <w:noProof/>
+          <w:webHidden/>
+        </w:rPr>
+        <w:instrText xml:space="preserve"> PAGEREF _Toc235526950 \h </w:instrText>
+      </w:r>
+      <w:r>
+        <w:rPr>
+          <w:noProof/>
+          <w:webHidden/>
+        </w:rPr>
+      </w:r>
+      <w:r>
+        <w:rPr>
+          <w:noProof/>
+          <w:webHidden/>
+        </w:rPr>
+        <w:fldChar w:fldCharType="separate"/>
+      </w:r>
+      <w:r>
+        <w:rPr>
+          <w:noProof/>
+          <w:webHidden/>
+        </w:rPr>
+        <w:t>65</w:t>
+      </w:r>
+      <w:r>
+        <w:rPr>
+          <w:noProof/>
+          <w:webHidden/>
+        </w:rPr>
+        <w:fldChar w:fldCharType="end"/>
+      </w:r>
+    </w:p>
+    <w:p>
+      <w:pPr>
+        <w:pStyle w:val="TOC2"/>
+        <w:tabs>
+          <w:tab w:val="right" w:leader="dot" w:pos="8630"/>
+        </w:tabs>
+        <w:rPr>
+          <w:noProof/>
+        </w:rPr>
+      </w:pPr>
+      <w:r>
+        <w:rPr>
+          <w:noProof/>
+        </w:rPr>
+        <w:t>9.4 Skip-if-done validation</w:t>
+      </w:r>
+      <w:r>
+        <w:rPr>
+          <w:noProof/>
+          <w:webHidden/>
+        </w:rPr>
+        <w:tab/>
+      </w:r>
+      <w:r>
+        <w:rPr>
+          <w:noProof/>
+          <w:webHidden/>
+        </w:rPr>
+        <w:fldChar w:fldCharType="begin"/>
+      </w:r>
+      <w:r>
+        <w:rPr>
+          <w:noProof/>
+          <w:webHidden/>
+        </w:rPr>
+        <w:instrText xml:space="preserve"> PAGEREF _Toc235526951 \h </w:instrText>
+      </w:r>
+      <w:r>
+        <w:rPr>
+          <w:noProof/>
+          <w:webHidden/>
+        </w:rPr>
+      </w:r>
+      <w:r>
+        <w:rPr>
+          <w:noProof/>
+          <w:webHidden/>
+        </w:rPr>
+        <w:fldChar w:fldCharType="separate"/>
+      </w:r>
+      <w:r>
+        <w:rPr>
+          <w:noProof/>
+          <w:webHidden/>
+        </w:rPr>
+        <w:t>66</w:t>
+      </w:r>
+      <w:r>
+        <w:rPr>
+          <w:noProof/>
+          <w:webHidden/>
+        </w:rPr>
+        <w:fldChar w:fldCharType="end"/>
+      </w:r>
+    </w:p>
+    <w:p>
+      <w:pPr>
+        <w:pStyle w:val="TOC2"/>
+        <w:tabs>
+          <w:tab w:val="right" w:leader="dot" w:pos="8630"/>
+        </w:tabs>
+        <w:rPr>
+          <w:noProof/>
+        </w:rPr>
+      </w:pPr>
+      <w:r>
+        <w:rPr>
+          <w:noProof/>
+        </w:rPr>
+        <w:t>9.5 Failure injection</w:t>
+      </w:r>
+      <w:r>
+        <w:rPr>
+          <w:noProof/>
+          <w:webHidden/>
+        </w:rPr>
+        <w:tab/>
+      </w:r>
+      <w:r>
+        <w:rPr>
+          <w:noProof/>
+          <w:webHidden/>
+        </w:rPr>
+        <w:fldChar w:fldCharType="begin"/>
+      </w:r>
+      <w:r>
+        <w:rPr>
+          <w:noProof/>
+          <w:webHidden/>
+        </w:rPr>
+        <w:instrText xml:space="preserve"> PAGEREF _Toc235526952 \h </w:instrText>
+      </w:r>
+      <w:r>
+        <w:rPr>
+          <w:noProof/>
+          <w:webHidden/>
+        </w:rPr>
+      </w:r>
+      <w:r>
+        <w:rPr>
+          <w:noProof/>
+          <w:webHidden/>
+        </w:rPr>
+        <w:fldChar w:fldCharType="separate"/>
+      </w:r>
+      <w:r>
+        <w:rPr>
+          <w:noProof/>
+          <w:webHidden/>
+        </w:rPr>
+        <w:t>67</w:t>
+      </w:r>
+      <w:r>
+        <w:rPr>
+          <w:noProof/>
+          <w:webHidden/>
+        </w:rPr>
+        <w:fldChar w:fldCharType="end"/>
+      </w:r>
+    </w:p>
+    <w:p>
+      <w:pPr>
+        <w:pStyle w:val="TOC2"/>
+        <w:tabs>
+          <w:tab w:val="right" w:leader="dot" w:pos="8630"/>
+        </w:tabs>
+        <w:rPr>
+          <w:noProof/>
+        </w:rPr>
+      </w:pPr>
+      <w:r>
+        <w:rPr>
+          <w:noProof/>
+        </w:rPr>
+        <w:t>9.6 Discrepancy report validation</w:t>
+      </w:r>
+      <w:r>
+        <w:rPr>
+          <w:noProof/>
+          <w:webHidden/>
+        </w:rPr>
+        <w:tab/>
+      </w:r>
+      <w:r>
+        <w:rPr>
+          <w:noProof/>
+          <w:webHidden/>
+        </w:rPr>
+        <w:fldChar w:fldCharType="begin"/>
+      </w:r>
+      <w:r>
+        <w:rPr>
+          <w:noProof/>
+          <w:webHidden/>
+        </w:rPr>
+        <w:instrText xml:space="preserve"> PAGEREF _Toc235526953 \h </w:instrText>
+      </w:r>
+      <w:r>
+        <w:rPr>
+          <w:noProof/>
+          <w:webHidden/>
+        </w:rPr>
+      </w:r>
+      <w:r>
+        <w:rPr>
+          <w:noProof/>
+          <w:webHidden/>
+        </w:rPr>
+        <w:fldChar w:fldCharType="separate"/>
+      </w:r>
+      <w:r>
+        <w:rPr>
+          <w:noProof/>
+          <w:webHidden/>
+        </w:rPr>
+        <w:t>68</w:t>
+      </w:r>
+      <w:r>
+        <w:rPr>
+          <w:noProof/>
+          <w:webHidden/>
+        </w:rPr>
+        <w:fldChar w:fldCharType="end"/>
+      </w:r>
+    </w:p>
+    <w:p>
+      <w:pPr>
+        <w:pStyle w:val="TOC2"/>
+        <w:tabs>
+          <w:tab w:val="right" w:leader="dot" w:pos="8630"/>
+        </w:tabs>
+        <w:rPr>
+          <w:noProof/>
+        </w:rPr>
+      </w:pPr>
+      <w:r>
+        <w:rPr>
+          <w:noProof/>
+        </w:rPr>
+        <w:t>9.7 Performance envelope</w:t>
+      </w:r>
+      <w:r>
+        <w:rPr>
+          <w:noProof/>
+          <w:webHidden/>
+        </w:rPr>
+        <w:tab/>
+      </w:r>
+      <w:r>
+        <w:rPr>
+          <w:noProof/>
+          <w:webHidden/>
+        </w:rPr>
+        <w:fldChar w:fldCharType="begin"/>
+      </w:r>
+      <w:r>
+        <w:rPr>
+          <w:noProof/>
+          <w:webHidden/>
+        </w:rPr>
+        <w:instrText xml:space="preserve"> PAGEREF _Toc235526954 \h </w:instrText>
+      </w:r>
+      <w:r>
+        <w:rPr>
+          <w:noProof/>
+          <w:webHidden/>
+        </w:rPr>
+      </w:r>
+      <w:r>
+        <w:rPr>
+          <w:noProof/>
+          <w:webHidden/>
+        </w:rPr>
+        <w:fldChar w:fldCharType="separate"/>
+      </w:r>
+      <w:r>
+        <w:rPr>
+          <w:noProof/>
+          <w:webHidden/>
+        </w:rPr>
+        <w:t>68</w:t>
+      </w:r>
+      <w:r>
+        <w:rPr>
+          <w:noProof/>
+          <w:webHidden/>
+        </w:rPr>
+        <w:fldChar w:fldCharType="end"/>
+      </w:r>
+    </w:p>
+    <w:p>
+      <w:pPr>
+        <w:pStyle w:val="TOC2"/>
+        <w:tabs>
+          <w:tab w:val="right" w:leader="dot" w:pos="8630"/>
+        </w:tabs>
+        <w:rPr>
+          <w:noProof/>
+        </w:rPr>
+      </w:pPr>
+      <w:r>
+        <w:rPr>
+          <w:noProof/>
+        </w:rPr>
+        <w:t>9.8 Test fixtures</w:t>
+      </w:r>
+      <w:r>
+        <w:rPr>
+          <w:noProof/>
+          <w:webHidden/>
+        </w:rPr>
+        <w:tab/>
+      </w:r>
+      <w:r>
+        <w:rPr>
+          <w:noProof/>
+          <w:webHidden/>
+        </w:rPr>
+        <w:fldChar w:fldCharType="begin"/>
+      </w:r>
+      <w:r>
+        <w:rPr>
+          <w:noProof/>
+          <w:webHidden/>
+        </w:rPr>
+        <w:instrText xml:space="preserve"> PAGEREF _Toc235526955 \h </w:instrText>
+      </w:r>
+      <w:r>
+        <w:rPr>
+          <w:noProof/>
+          <w:webHidden/>
+        </w:rPr>
+      </w:r>
+      <w:r>
+        <w:rPr>
+          <w:noProof/>
+          <w:webHidden/>
+        </w:rPr>
+        <w:fldChar w:fldCharType="separate"/>
+      </w:r>
+      <w:r>
+        <w:rPr>
+          <w:noProof/>
+          <w:webHidden/>
+        </w:rPr>
+        <w:t>69</w:t>
+      </w:r>
+      <w:r>
+        <w:rPr>
+          <w:noProof/>
+          <w:webHidden/>
+        </w:rPr>
+        <w:fldChar w:fldCharType="end"/>
+      </w:r>
+    </w:p>
+    <w:p>
+      <w:pPr>
+        <w:pStyle w:val="TOC2"/>
+        <w:tabs>
+          <w:tab w:val="right" w:leader="dot" w:pos="8630"/>
+        </w:tabs>
+        <w:rPr>
+          <w:noProof/>
+        </w:rPr>
+      </w:pPr>
+      <w:r>
+        <w:rPr>
+          <w:noProof/>
+        </w:rPr>
+        <w:t>9.9 CI/CD gates</w:t>
+      </w:r>
+      <w:r>
+        <w:rPr>
+          <w:noProof/>
+          <w:webHidden/>
+        </w:rPr>
+        <w:tab/>
+      </w:r>
+      <w:r>
+        <w:rPr>
+          <w:noProof/>
+          <w:webHidden/>
+        </w:rPr>
+        <w:fldChar w:fldCharType="begin"/>
+      </w:r>
+      <w:r>
+        <w:rPr>
+          <w:noProof/>
+          <w:webHidden/>
+        </w:rPr>
+        <w:instrText xml:space="preserve"> PAGEREF _Toc235526956 \h </w:instrText>
+      </w:r>
+      <w:r>
+        <w:rPr>
+          <w:noProof/>
+          <w:webHidden/>
+        </w:rPr>
+      </w:r>
+      <w:r>
+        <w:rPr>
+          <w:noProof/>
+          <w:webHidden/>
+        </w:rPr>
+        <w:fldChar w:fldCharType="separate"/>
+      </w:r>
+      <w:r>
+        <w:rPr>
+          <w:noProof/>
+          <w:webHidden/>
+        </w:rPr>
+        <w:t>70</w:t>
       </w:r>
       <w:r>
         <w:rPr>
@@ -2120,8 +3101,7 @@
         <w:rPr>
           <w:noProof/>
         </w:rPr>
-        <w:lastRenderedPageBreak/>
-        <w:t>8. Notifications</w:t>
+        <w:t>Appendix A. Requirement Coverage Table</w:t>
       </w:r>
       <w:r>
         <w:rPr>
@@ -2142,7 +3122,7 @@
           <w:noProof/>
           <w:webHidden/>
         </w:rPr>
-        <w:instrText xml:space="preserve"> PAGEREF _Toc235526942 \h </w:instrText>
+        <w:instrText xml:space="preserve"> PAGEREF _Toc235526957 \h </w:instrText>
       </w:r>
       <w:r>
         <w:rPr>
@@ -2162,7 +3142,7 @@
           <w:noProof/>
           <w:webHidden/>
         </w:rPr>
-        <w:t>62</w:t>
+        <w:t>71</w:t>
       </w:r>
       <w:r>
         <w:rPr>
@@ -2173,988 +3153,204 @@
       </w:r>
     </w:p>
     <w:p>
-      <w:pPr>
-        <w:pStyle w:val="TOC2"/>
-        <w:tabs>
-          <w:tab w:val="right" w:leader="dot" w:pos="8630"/>
-        </w:tabs>
-        <w:rPr>
-          <w:noProof/>
-        </w:rPr>
-      </w:pPr>
-      <w:r>
-        <w:rPr>
-          <w:noProof/>
-        </w:rPr>
-        <w:t>8.1 Text notification — abnormal end</w:t>
-      </w:r>
-      <w:r>
-        <w:rPr>
-          <w:noProof/>
-          <w:webHidden/>
-        </w:rPr>
-        <w:tab/>
-      </w:r>
-      <w:r>
-        <w:rPr>
-          <w:noProof/>
-          <w:webHidden/>
-        </w:rPr>
-        <w:fldChar w:fldCharType="begin"/>
-      </w:r>
-      <w:r>
-        <w:rPr>
-          <w:noProof/>
-          <w:webHidden/>
-        </w:rPr>
-        <w:instrText xml:space="preserve"> PAGEREF _Toc235526943 \h </w:instrText>
-      </w:r>
-      <w:r>
-        <w:rPr>
-          <w:noProof/>
-          <w:webHidden/>
-        </w:rPr>
-      </w:r>
-      <w:r>
-        <w:rPr>
-          <w:noProof/>
-          <w:webHidden/>
-        </w:rPr>
-        <w:fldChar w:fldCharType="separate"/>
-      </w:r>
-      <w:r>
-        <w:rPr>
-          <w:noProof/>
-          <w:webHidden/>
-        </w:rPr>
-        <w:t>62</w:t>
-      </w:r>
-      <w:r>
-        <w:rPr>
-          <w:noProof/>
-          <w:webHidden/>
-        </w:rPr>
+      <w:r>
         <w:fldChar w:fldCharType="end"/>
       </w:r>
     </w:p>
     <w:p>
-      <w:pPr>
-        <w:pStyle w:val="TOC2"/>
-        <w:tabs>
-          <w:tab w:val="right" w:leader="dot" w:pos="8630"/>
-        </w:tabs>
-        <w:rPr>
-          <w:noProof/>
-        </w:rPr>
-      </w:pPr>
-      <w:r>
-        <w:rPr>
-          <w:noProof/>
-        </w:rPr>
-        <w:t>8.2 Text notification — successful end</w:t>
-      </w:r>
-      <w:r>
-        <w:rPr>
-          <w:noProof/>
-          <w:webHidden/>
-        </w:rPr>
-        <w:tab/>
-      </w:r>
-      <w:r>
-        <w:rPr>
-          <w:noProof/>
-          <w:webHidden/>
-        </w:rPr>
-        <w:fldChar w:fldCharType="begin"/>
-      </w:r>
-      <w:r>
-        <w:rPr>
-          <w:noProof/>
-          <w:webHidden/>
-        </w:rPr>
-        <w:instrText xml:space="preserve"> PAGEREF _Toc235526944 \h </w:instrText>
-      </w:r>
-      <w:r>
-        <w:rPr>
-          <w:noProof/>
-          <w:webHidden/>
-        </w:rPr>
-      </w:r>
-      <w:r>
-        <w:rPr>
-          <w:noProof/>
-          <w:webHidden/>
-        </w:rPr>
-        <w:fldChar w:fldCharType="separate"/>
-      </w:r>
-      <w:r>
-        <w:rPr>
-          <w:noProof/>
-          <w:webHidden/>
-        </w:rPr>
-        <w:t>62</w:t>
-      </w:r>
-      <w:r>
-        <w:rPr>
-          <w:noProof/>
-          <w:webHidden/>
-        </w:rPr>
-        <w:fldChar w:fldCharType="end"/>
-      </w:r>
-    </w:p>
-    <w:p>
-      <w:pPr>
-        <w:pStyle w:val="TOC2"/>
-        <w:tabs>
-          <w:tab w:val="right" w:leader="dot" w:pos="8630"/>
-        </w:tabs>
-        <w:rPr>
-          <w:noProof/>
-        </w:rPr>
-      </w:pPr>
-      <w:r>
-        <w:rPr>
-          <w:noProof/>
-        </w:rPr>
-        <w:t>8.3 Email notification — abnormal end (error report)</w:t>
-      </w:r>
-      <w:r>
-        <w:rPr>
-          <w:noProof/>
-          <w:webHidden/>
-        </w:rPr>
-        <w:tab/>
-      </w:r>
-      <w:r>
-        <w:rPr>
-          <w:noProof/>
-          <w:webHidden/>
-        </w:rPr>
-        <w:fldChar w:fldCharType="begin"/>
-      </w:r>
-      <w:r>
-        <w:rPr>
-          <w:noProof/>
-          <w:webHidden/>
-        </w:rPr>
-        <w:instrText xml:space="preserve"> PAGEREF _Toc235526945 \h </w:instrText>
-      </w:r>
-      <w:r>
-        <w:rPr>
-          <w:noProof/>
-          <w:webHidden/>
-        </w:rPr>
-      </w:r>
-      <w:r>
-        <w:rPr>
-          <w:noProof/>
-          <w:webHidden/>
-        </w:rPr>
-        <w:fldChar w:fldCharType="separate"/>
-      </w:r>
-      <w:r>
-        <w:rPr>
-          <w:noProof/>
-          <w:webHidden/>
-        </w:rPr>
-        <w:t>63</w:t>
-      </w:r>
-      <w:r>
-        <w:rPr>
-          <w:noProof/>
-          <w:webHidden/>
-        </w:rPr>
-        <w:fldChar w:fldCharType="end"/>
-      </w:r>
-    </w:p>
-    <w:p>
-      <w:pPr>
-        <w:pStyle w:val="TOC2"/>
-        <w:tabs>
-          <w:tab w:val="right" w:leader="dot" w:pos="8630"/>
-        </w:tabs>
-        <w:rPr>
-          <w:noProof/>
-        </w:rPr>
-      </w:pPr>
-      <w:r>
-        <w:rPr>
-          <w:noProof/>
-        </w:rPr>
-        <w:t>8.4 Email notification — discrepancy report (PDF attachment, every run)</w:t>
-      </w:r>
-      <w:r>
-        <w:rPr>
-          <w:noProof/>
-          <w:webHidden/>
-        </w:rPr>
-        <w:tab/>
-      </w:r>
-      <w:r>
-        <w:rPr>
-          <w:noProof/>
-          <w:webHidden/>
-        </w:rPr>
-        <w:fldChar w:fldCharType="begin"/>
-      </w:r>
-      <w:r>
-        <w:rPr>
-          <w:noProof/>
-          <w:webHidden/>
-        </w:rPr>
-        <w:instrText xml:space="preserve"> PAGEREF _Toc235526946 \h </w:instrText>
-      </w:r>
-      <w:r>
-        <w:rPr>
-          <w:noProof/>
-          <w:webHidden/>
-        </w:rPr>
-      </w:r>
-      <w:r>
-        <w:rPr>
-          <w:noProof/>
-          <w:webHidden/>
-        </w:rPr>
-        <w:fldChar w:fldCharType="separate"/>
-      </w:r>
-      <w:r>
-        <w:rPr>
-          <w:noProof/>
-          <w:webHidden/>
-        </w:rPr>
-        <w:t>63</w:t>
-      </w:r>
-      <w:r>
-        <w:rPr>
-          <w:noProof/>
-          <w:webHidden/>
-        </w:rPr>
-        <w:fldChar w:fldCharType="end"/>
-      </w:r>
-    </w:p>
-    <w:p>
-      <w:pPr>
-        <w:pStyle w:val="TOC1"/>
-        <w:tabs>
-          <w:tab w:val="right" w:leader="dot" w:pos="8630"/>
-        </w:tabs>
-        <w:rPr>
-          <w:noProof/>
-        </w:rPr>
-      </w:pPr>
-      <w:r>
-        <w:rPr>
-          <w:noProof/>
-        </w:rPr>
-        <w:t>9. Testing</w:t>
-      </w:r>
-      <w:r>
-        <w:rPr>
-          <w:noProof/>
-          <w:webHidden/>
-        </w:rPr>
-        <w:tab/>
-      </w:r>
-      <w:r>
-        <w:rPr>
-          <w:noProof/>
-          <w:webHidden/>
-        </w:rPr>
-        <w:fldChar w:fldCharType="begin"/>
-      </w:r>
-      <w:r>
-        <w:rPr>
-          <w:noProof/>
-          <w:webHidden/>
-        </w:rPr>
-        <w:instrText xml:space="preserve"> PAGEREF _Toc235526947 \h </w:instrText>
-      </w:r>
-      <w:r>
-        <w:rPr>
-          <w:noProof/>
-          <w:webHidden/>
-        </w:rPr>
-      </w:r>
-      <w:r>
-        <w:rPr>
-          <w:noProof/>
-          <w:webHidden/>
-        </w:rPr>
-        <w:fldChar w:fldCharType="separate"/>
-      </w:r>
-      <w:r>
-        <w:rPr>
-          <w:noProof/>
-          <w:webHidden/>
-        </w:rPr>
-        <w:t>64</w:t>
-      </w:r>
-      <w:r>
-        <w:rPr>
-          <w:noProof/>
-          <w:webHidden/>
-        </w:rPr>
-        <w:fldChar w:fldCharType="end"/>
-      </w:r>
-    </w:p>
-    <w:p>
-      <w:pPr>
-        <w:pStyle w:val="TOC2"/>
-        <w:tabs>
-          <w:tab w:val="right" w:leader="dot" w:pos="8630"/>
-        </w:tabs>
-        <w:rPr>
-          <w:noProof/>
-        </w:rPr>
-      </w:pPr>
-      <w:r>
-        <w:rPr>
-          <w:noProof/>
-        </w:rPr>
-        <w:t>9.1 Test tiers</w:t>
-      </w:r>
-      <w:r>
-        <w:rPr>
-          <w:noProof/>
-          <w:webHidden/>
-        </w:rPr>
-        <w:tab/>
-      </w:r>
-      <w:r>
-        <w:rPr>
-          <w:noProof/>
-          <w:webHidden/>
-        </w:rPr>
-        <w:fldChar w:fldCharType="begin"/>
-      </w:r>
-      <w:r>
-        <w:rPr>
-          <w:noProof/>
-          <w:webHidden/>
-        </w:rPr>
-        <w:instrText xml:space="preserve"> PAGEREF _Toc235526948 \h </w:instrText>
-      </w:r>
-      <w:r>
-        <w:rPr>
-          <w:noProof/>
-          <w:webHidden/>
-        </w:rPr>
-      </w:r>
-      <w:r>
-        <w:rPr>
-          <w:noProof/>
-          <w:webHidden/>
-        </w:rPr>
-        <w:fldChar w:fldCharType="separate"/>
-      </w:r>
-      <w:r>
-        <w:rPr>
-          <w:noProof/>
-          <w:webHidden/>
-        </w:rPr>
-        <w:t>64</w:t>
-      </w:r>
-      <w:r>
-        <w:rPr>
-          <w:noProof/>
-          <w:webHidden/>
-        </w:rPr>
-        <w:fldChar w:fldCharType="end"/>
-      </w:r>
-    </w:p>
-    <w:p>
-      <w:pPr>
-        <w:pStyle w:val="TOC2"/>
-        <w:tabs>
-          <w:tab w:val="right" w:leader="dot" w:pos="8630"/>
-        </w:tabs>
-        <w:rPr>
-          <w:noProof/>
-        </w:rPr>
-      </w:pPr>
-      <w:r>
-        <w:rPr>
-          <w:noProof/>
-        </w:rPr>
-        <w:t>9.2 Data quality regression</w:t>
-      </w:r>
-      <w:r>
-        <w:rPr>
-          <w:noProof/>
-          <w:webHidden/>
-        </w:rPr>
-        <w:tab/>
-      </w:r>
-      <w:r>
-        <w:rPr>
-          <w:noProof/>
-          <w:webHidden/>
-        </w:rPr>
-        <w:fldChar w:fldCharType="begin"/>
-      </w:r>
-      <w:r>
-        <w:rPr>
-          <w:noProof/>
-          <w:webHidden/>
-        </w:rPr>
-        <w:instrText xml:space="preserve"> PAGEREF _Toc235526949 \h </w:instrText>
-      </w:r>
-      <w:r>
-        <w:rPr>
-          <w:noProof/>
-          <w:webHidden/>
-        </w:rPr>
-      </w:r>
-      <w:r>
-        <w:rPr>
-          <w:noProof/>
-          <w:webHidden/>
-        </w:rPr>
-        <w:fldChar w:fldCharType="separate"/>
-      </w:r>
-      <w:r>
-        <w:rPr>
-          <w:noProof/>
-          <w:webHidden/>
-        </w:rPr>
-        <w:t>65</w:t>
-      </w:r>
-      <w:r>
-        <w:rPr>
-          <w:noProof/>
-          <w:webHidden/>
-        </w:rPr>
-        <w:fldChar w:fldCharType="end"/>
-      </w:r>
-    </w:p>
-    <w:p>
-      <w:pPr>
-        <w:pStyle w:val="TOC2"/>
-        <w:tabs>
-          <w:tab w:val="right" w:leader="dot" w:pos="8630"/>
-        </w:tabs>
-        <w:rPr>
-          <w:noProof/>
-        </w:rPr>
-      </w:pPr>
-      <w:r>
-        <w:rPr>
-          <w:noProof/>
-        </w:rPr>
-        <w:t>9.3 Source-to-DB parity</w:t>
-      </w:r>
-      <w:r>
-        <w:rPr>
-          <w:noProof/>
-          <w:webHidden/>
-        </w:rPr>
-        <w:tab/>
-      </w:r>
-      <w:r>
-        <w:rPr>
-          <w:noProof/>
-          <w:webHidden/>
-        </w:rPr>
-        <w:fldChar w:fldCharType="begin"/>
-      </w:r>
-      <w:r>
-        <w:rPr>
-          <w:noProof/>
-          <w:webHidden/>
-        </w:rPr>
-        <w:instrText xml:space="preserve"> PAGEREF _Toc235526950 \h </w:instrText>
-      </w:r>
-      <w:r>
-        <w:rPr>
-          <w:noProof/>
-          <w:webHidden/>
-        </w:rPr>
-      </w:r>
-      <w:r>
-        <w:rPr>
-          <w:noProof/>
-          <w:webHidden/>
-        </w:rPr>
-        <w:fldChar w:fldCharType="separate"/>
-      </w:r>
-      <w:r>
-        <w:rPr>
-          <w:noProof/>
-          <w:webHidden/>
-        </w:rPr>
-        <w:t>65</w:t>
-      </w:r>
-      <w:r>
-        <w:rPr>
-          <w:noProof/>
-          <w:webHidden/>
-        </w:rPr>
-        <w:fldChar w:fldCharType="end"/>
-      </w:r>
-    </w:p>
-    <w:p>
-      <w:pPr>
-        <w:pStyle w:val="TOC2"/>
-        <w:tabs>
-          <w:tab w:val="right" w:leader="dot" w:pos="8630"/>
-        </w:tabs>
-        <w:rPr>
-          <w:noProof/>
-        </w:rPr>
-      </w:pPr>
-      <w:r>
-        <w:rPr>
-          <w:noProof/>
-        </w:rPr>
-        <w:t>9.4 Skip-if-done validation</w:t>
-      </w:r>
-      <w:r>
-        <w:rPr>
-          <w:noProof/>
-          <w:webHidden/>
-        </w:rPr>
-        <w:tab/>
-      </w:r>
-      <w:r>
-        <w:rPr>
-          <w:noProof/>
-          <w:webHidden/>
-        </w:rPr>
-        <w:fldChar w:fldCharType="begin"/>
-      </w:r>
-      <w:r>
-        <w:rPr>
-          <w:noProof/>
-          <w:webHidden/>
-        </w:rPr>
-        <w:instrText xml:space="preserve"> PAGEREF _Toc235526951 \h </w:instrText>
-      </w:r>
-      <w:r>
-        <w:rPr>
-          <w:noProof/>
-          <w:webHidden/>
-        </w:rPr>
-      </w:r>
-      <w:r>
-        <w:rPr>
-          <w:noProof/>
-          <w:webHidden/>
-        </w:rPr>
-        <w:fldChar w:fldCharType="separate"/>
-      </w:r>
-      <w:r>
-        <w:rPr>
-          <w:noProof/>
-          <w:webHidden/>
-        </w:rPr>
-        <w:t>66</w:t>
-      </w:r>
-      <w:r>
-        <w:rPr>
-          <w:noProof/>
-          <w:webHidden/>
-        </w:rPr>
-        <w:fldChar w:fldCharType="end"/>
-      </w:r>
-    </w:p>
-    <w:p>
-      <w:pPr>
-        <w:pStyle w:val="TOC2"/>
-        <w:tabs>
-          <w:tab w:val="right" w:leader="dot" w:pos="8630"/>
-        </w:tabs>
-        <w:rPr>
-          <w:noProof/>
-        </w:rPr>
-      </w:pPr>
-      <w:r>
-        <w:rPr>
-          <w:noProof/>
-        </w:rPr>
-        <w:t>9.5 Failure injection</w:t>
-      </w:r>
-      <w:r>
-        <w:rPr>
-          <w:noProof/>
-          <w:webHidden/>
-        </w:rPr>
-        <w:tab/>
-      </w:r>
-      <w:r>
-        <w:rPr>
-          <w:noProof/>
-          <w:webHidden/>
-        </w:rPr>
-        <w:fldChar w:fldCharType="begin"/>
-      </w:r>
-      <w:r>
-        <w:rPr>
-          <w:noProof/>
-          <w:webHidden/>
-        </w:rPr>
-        <w:instrText xml:space="preserve"> PAGEREF _Toc235526952 \h </w:instrText>
-      </w:r>
-      <w:r>
-        <w:rPr>
-          <w:noProof/>
-          <w:webHidden/>
-        </w:rPr>
-      </w:r>
-      <w:r>
-        <w:rPr>
-          <w:noProof/>
-          <w:webHidden/>
-        </w:rPr>
-        <w:fldChar w:fldCharType="separate"/>
-      </w:r>
-      <w:r>
-        <w:rPr>
-          <w:noProof/>
-          <w:webHidden/>
-        </w:rPr>
-        <w:t>67</w:t>
-      </w:r>
-      <w:r>
-        <w:rPr>
-          <w:noProof/>
-          <w:webHidden/>
-        </w:rPr>
-        <w:fldChar w:fldCharType="end"/>
-      </w:r>
-    </w:p>
-    <w:p>
-      <w:pPr>
-        <w:pStyle w:val="TOC2"/>
-        <w:tabs>
-          <w:tab w:val="right" w:leader="dot" w:pos="8630"/>
-        </w:tabs>
-        <w:rPr>
-          <w:noProof/>
-        </w:rPr>
-      </w:pPr>
-      <w:r>
-        <w:rPr>
-          <w:noProof/>
-        </w:rPr>
-        <w:t>9.6 Discrepancy report validation</w:t>
-      </w:r>
-      <w:r>
-        <w:rPr>
-          <w:noProof/>
-          <w:webHidden/>
-        </w:rPr>
-        <w:tab/>
-      </w:r>
-      <w:r>
-        <w:rPr>
-          <w:noProof/>
-          <w:webHidden/>
-        </w:rPr>
-        <w:fldChar w:fldCharType="begin"/>
-      </w:r>
-      <w:r>
-        <w:rPr>
-          <w:noProof/>
-          <w:webHidden/>
-        </w:rPr>
-        <w:instrText xml:space="preserve"> PAGEREF _Toc235526953 \h </w:instrText>
-      </w:r>
-      <w:r>
-        <w:rPr>
-          <w:noProof/>
-          <w:webHidden/>
-        </w:rPr>
-      </w:r>
-      <w:r>
-        <w:rPr>
-          <w:noProof/>
-          <w:webHidden/>
-        </w:rPr>
-        <w:fldChar w:fldCharType="separate"/>
-      </w:r>
-      <w:r>
-        <w:rPr>
-          <w:noProof/>
-          <w:webHidden/>
-        </w:rPr>
-        <w:t>68</w:t>
-      </w:r>
-      <w:r>
-        <w:rPr>
-          <w:noProof/>
-          <w:webHidden/>
-        </w:rPr>
-        <w:fldChar w:fldCharType="end"/>
-      </w:r>
-    </w:p>
-    <w:p>
-      <w:pPr>
-        <w:pStyle w:val="TOC2"/>
-        <w:tabs>
-          <w:tab w:val="right" w:leader="dot" w:pos="8630"/>
-        </w:tabs>
-        <w:rPr>
-          <w:noProof/>
-        </w:rPr>
-      </w:pPr>
-      <w:r>
-        <w:rPr>
-          <w:noProof/>
-        </w:rPr>
-        <w:t>9.7 Performance envelope</w:t>
-      </w:r>
-      <w:r>
-        <w:rPr>
-          <w:noProof/>
-          <w:webHidden/>
-        </w:rPr>
-        <w:tab/>
-      </w:r>
-      <w:r>
-        <w:rPr>
-          <w:noProof/>
-          <w:webHidden/>
-        </w:rPr>
-        <w:fldChar w:fldCharType="begin"/>
-      </w:r>
-      <w:r>
-        <w:rPr>
-          <w:noProof/>
-          <w:webHidden/>
-        </w:rPr>
-        <w:instrText xml:space="preserve"> PAGEREF _Toc235526954 \h </w:instrText>
-      </w:r>
-      <w:r>
-        <w:rPr>
-          <w:noProof/>
-          <w:webHidden/>
-        </w:rPr>
-      </w:r>
-      <w:r>
-        <w:rPr>
-          <w:noProof/>
-          <w:webHidden/>
-        </w:rPr>
-        <w:fldChar w:fldCharType="separate"/>
-      </w:r>
-      <w:r>
-        <w:rPr>
-          <w:noProof/>
-          <w:webHidden/>
-        </w:rPr>
-        <w:t>68</w:t>
-      </w:r>
-      <w:r>
-        <w:rPr>
-          <w:noProof/>
-          <w:webHidden/>
-        </w:rPr>
-        <w:fldChar w:fldCharType="end"/>
-      </w:r>
-    </w:p>
-    <w:p>
-      <w:pPr>
-        <w:pStyle w:val="TOC2"/>
-        <w:tabs>
-          <w:tab w:val="right" w:leader="dot" w:pos="8630"/>
-        </w:tabs>
-        <w:rPr>
-          <w:noProof/>
-        </w:rPr>
-      </w:pPr>
-      <w:r>
-        <w:rPr>
-          <w:noProof/>
-        </w:rPr>
-        <w:t>9.8 Test fixtures</w:t>
-      </w:r>
-      <w:r>
-        <w:rPr>
-          <w:noProof/>
-          <w:webHidden/>
-        </w:rPr>
-        <w:tab/>
-      </w:r>
-      <w:r>
-        <w:rPr>
-          <w:noProof/>
-          <w:webHidden/>
-        </w:rPr>
-        <w:fldChar w:fldCharType="begin"/>
-      </w:r>
-      <w:r>
-        <w:rPr>
-          <w:noProof/>
-          <w:webHidden/>
-        </w:rPr>
-        <w:instrText xml:space="preserve"> PAGEREF _Toc235526955 \h </w:instrText>
-      </w:r>
-      <w:r>
-        <w:rPr>
-          <w:noProof/>
-          <w:webHidden/>
-        </w:rPr>
-      </w:r>
-      <w:r>
-        <w:rPr>
-          <w:noProof/>
-          <w:webHidden/>
-        </w:rPr>
-        <w:fldChar w:fldCharType="separate"/>
-      </w:r>
-      <w:r>
-        <w:rPr>
-          <w:noProof/>
-          <w:webHidden/>
-        </w:rPr>
-        <w:t>69</w:t>
-      </w:r>
-      <w:r>
-        <w:rPr>
-          <w:noProof/>
-          <w:webHidden/>
-        </w:rPr>
-        <w:fldChar w:fldCharType="end"/>
-      </w:r>
-    </w:p>
-    <w:p>
-      <w:pPr>
-        <w:pStyle w:val="TOC2"/>
-        <w:tabs>
-          <w:tab w:val="right" w:leader="dot" w:pos="8630"/>
-        </w:tabs>
-        <w:rPr>
-          <w:noProof/>
-        </w:rPr>
-      </w:pPr>
-      <w:r>
-        <w:rPr>
-          <w:noProof/>
-        </w:rPr>
-        <w:t>9.9 CI/CD gates</w:t>
-      </w:r>
-      <w:r>
-        <w:rPr>
-          <w:noProof/>
-          <w:webHidden/>
-        </w:rPr>
-        <w:tab/>
-      </w:r>
-      <w:r>
-        <w:rPr>
-          <w:noProof/>
-          <w:webHidden/>
-        </w:rPr>
-        <w:fldChar w:fldCharType="begin"/>
-      </w:r>
-      <w:r>
-        <w:rPr>
-          <w:noProof/>
-          <w:webHidden/>
-        </w:rPr>
-        <w:instrText xml:space="preserve"> PAGEREF _Toc235526956 \h </w:instrText>
-      </w:r>
-      <w:r>
-        <w:rPr>
-          <w:noProof/>
-          <w:webHidden/>
-        </w:rPr>
-      </w:r>
-      <w:r>
-        <w:rPr>
-          <w:noProof/>
-          <w:webHidden/>
-        </w:rPr>
-        <w:fldChar w:fldCharType="separate"/>
-      </w:r>
-      <w:r>
-        <w:rPr>
-          <w:noProof/>
-          <w:webHidden/>
-        </w:rPr>
-        <w:t>70</w:t>
-      </w:r>
-      <w:r>
-        <w:rPr>
-          <w:noProof/>
-          <w:webHidden/>
-        </w:rPr>
-        <w:fldChar w:fldCharType="end"/>
-      </w:r>
-    </w:p>
-    <w:p>
-      <w:pPr>
-        <w:pStyle w:val="TOC1"/>
-        <w:tabs>
-          <w:tab w:val="right" w:leader="dot" w:pos="8630"/>
-        </w:tabs>
-        <w:rPr>
-          <w:noProof/>
-        </w:rPr>
-      </w:pPr>
-      <w:r>
-        <w:rPr>
-          <w:noProof/>
-        </w:rPr>
-        <w:t>Appendix A. Requirement Coverage Table</w:t>
-      </w:r>
-      <w:r>
-        <w:rPr>
-          <w:noProof/>
-          <w:webHidden/>
-        </w:rPr>
-        <w:tab/>
-      </w:r>
-      <w:r>
-        <w:rPr>
-          <w:noProof/>
-          <w:webHidden/>
-        </w:rPr>
-        <w:fldChar w:fldCharType="begin"/>
-      </w:r>
-      <w:r>
-        <w:rPr>
-          <w:noProof/>
-          <w:webHidden/>
-        </w:rPr>
-        <w:instrText xml:space="preserve"> PAGEREF _Toc235526957 \h </w:instrText>
-      </w:r>
-      <w:r>
-        <w:rPr>
-          <w:noProof/>
-          <w:webHidden/>
-        </w:rPr>
-      </w:r>
-      <w:r>
-        <w:rPr>
-          <w:noProof/>
-          <w:webHidden/>
-        </w:rPr>
-        <w:fldChar w:fldCharType="separate"/>
-      </w:r>
-      <w:r>
-        <w:rPr>
-          <w:noProof/>
-          <w:webHidden/>
-        </w:rPr>
-        <w:t>71</w:t>
-      </w:r>
-      <w:r>
-        <w:rPr>
-          <w:noProof/>
-          <w:webHidden/>
-        </w:rPr>
-        <w:fldChar w:fldCharType="end"/>
-      </w:r>
-    </w:p>
-    <w:p>
-      <w:r>
-        <w:fldChar w:fldCharType="end"/>
-      </w:r>
-    </w:p>
-    <w:p>
       <w:r>
         <w:br w:type="page"/>
+      </w:r>
+    </w:p>
+    <w:p>
+      <w:pPr>
+        <w:pStyle w:val="Heading1"/>
+        <w:numPr>
+          <w:ilvl w:val="0"/>
+          <w:numId w:val="10"/>
+        </w:numPr>
+      </w:pPr>
+      <w:bookmarkStart w:id="0" w:name="_Toc235526912"/>
+      <w:bookmarkEnd w:id="0"/>
+      <w:r>
+        <w:rPr>
+          <w:color w:val="008000"/>
+        </w:rPr>
+        <w:t>v42 CHANGES (marked in green throughout the document):</w:t>
+      </w:r>
+    </w:p>
+    <w:p>
+      <w:pPr>
+        <w:numPr>
+          <w:ilvl w:val="0"/>
+          <w:numId w:val="10"/>
+        </w:numPr>
+      </w:pPr>
+      <w:bookmarkStart w:id="0" w:name="_Toc235526912"/>
+      <w:bookmarkEnd w:id="0"/>
+      <w:r>
+        <w:rPr>
+          <w:color w:val="008000"/>
+        </w:rPr>
+        <w:t>1) Pipeline as end-to-end business-outcome job. A pipeline satisfies a business end and owns every PublicData collection required for that end. Provider Pipeline today satisfies FindCare's data needs and produces both Provider_v_3 and SpecialtyMetaData_v_3 (formerly split across a separate Specialty Pipeline). All dependencies are owned inside the pipeline; no cross-pipeline coordination exists.</w:t>
+      </w:r>
+    </w:p>
+    <w:p>
+      <w:pPr>
+        <w:numPr>
+          <w:ilvl w:val="0"/>
+          <w:numId w:val="10"/>
+        </w:numPr>
+      </w:pPr>
+      <w:bookmarkStart w:id="0" w:name="_Toc235526912"/>
+      <w:bookmarkEnd w:id="0"/>
+      <w:r>
+        <w:rPr>
+          <w:color w:val="008000"/>
+        </w:rPr>
+        <w:t>2) Freshness redesign. The v41 Source Freshness Gate (§5.2.3), Fetch All Sources with reuse-decision archive-coord threading (§5.2.4), and Source Archival (§5.2.5) collapse into one simple rule per source per fire: download, sha256, compare to the control-collection-recorded hash for this source. Match =&gt; reuse the previous staging collection, skip normalize. Mismatch =&gt; delete the old blob (ALWAYS - forward-only, no retention), rebuild staging, run normalize. No HEAD probes, no version identifiers, no derived-parent inheritance, no always_refetch flag, no archive coord threading.</w:t>
+      </w:r>
+    </w:p>
+    <w:p>
+      <w:pPr>
+        <w:numPr>
+          <w:ilvl w:val="0"/>
+          <w:numId w:val="10"/>
+        </w:numPr>
+      </w:pPr>
+      <w:bookmarkStart w:id="0" w:name="_Toc235526912"/>
+      <w:bookmarkEnd w:id="0"/>
+      <w:r>
+        <w:rPr>
+          <w:color w:val="008000"/>
+        </w:rPr>
+        <w:t>3) Control collection pipelines.collections on the front-end cluster. Write-only from the pipeline's perspective. One document per PublicData collection this pipeline produces. Records version_id (sha256 of primary source blob), job_id, blob_name, staging_collection_name, public_data_collection_name, status, completed_at. Downstream consumers (FindCare, EvaluateCare) query this to learn what version to trust.</w:t>
+      </w:r>
+    </w:p>
+    <w:p>
+      <w:pPr>
+        <w:numPr>
+          <w:ilvl w:val="0"/>
+          <w:numId w:val="10"/>
+        </w:numPr>
+      </w:pPr>
+      <w:bookmarkStart w:id="0" w:name="_Toc235526912"/>
+      <w:bookmarkEnd w:id="0"/>
+      <w:r>
+        <w:rPr>
+          <w:color w:val="008000"/>
+        </w:rPr>
+        <w:t>4) Staging -&gt; PublicData atomic swap via renameCollection(dropTarget=true). Only completed + good files land in PublicData; absence in PublicData means not-yet-available. Incremental work always builds a NEW complete collection in staging (copies live to staging, drops live, rebuilds in staging, atomic-renames back) - never in-place mutation of live PublicData.</w:t>
+      </w:r>
+    </w:p>
+    <w:p>
+      <w:pPr>
+        <w:numPr>
+          <w:ilvl w:val="0"/>
+          <w:numId w:val="10"/>
+        </w:numPr>
+      </w:pPr>
+      <w:bookmarkStart w:id="0" w:name="_Toc235526912"/>
+      <w:bookmarkEnd w:id="0"/>
+      <w:r>
+        <w:rPr>
+          <w:color w:val="008000"/>
+        </w:rPr>
+        <w:t>5) SpecialtyMetaData_v_3 gets a new specialty_embed step. After normalize_nucc publishes the 884 rows (883 NUCC + 1 F-105 supplement) into SpecialtyMetaData, specialty_embed computes an embedding vector per record using the canonical text-embedding-3-large model (EPIC-008-F-011-S-004) and stamps the embedding field on each doc. FindCare's specialty filter $vectorSearch (EPIC-002-F-005-S-001-REQ-T-003) requires this; today it is missing.</w:t>
+      </w:r>
+    </w:p>
+    <w:p>
+      <w:pPr>
+        <w:numPr>
+          <w:ilvl w:val="0"/>
+          <w:numId w:val="10"/>
+        </w:numPr>
+      </w:pPr>
+      <w:bookmarkStart w:id="0" w:name="_Toc235526912"/>
+      <w:bookmarkEnd w:id="0"/>
+      <w:r>
+        <w:rPr>
+          <w:color w:val="008000"/>
+        </w:rPr>
+        <w:t>6) Sequencing is emergent from ordered step execution inside a single pipeline. The step that produces SpecialtyMetaData_v_3 (with embeddings) runs BEFORE the Provider_v_3 enrichment step that reads it. This fixes the code_label bug surfaced 2026-08-02 on NPI 1417801002 (F-105 supplement 246ZS0400X): its taxonomies[0] arrived without code_label because build_provider_record was called with a pre-F-105 nucc_catalog snapshot. Under the new order the enrichment step reads the fully-published SpecialtyMetaData and every provider (including the F-105 supplement holder) gets its correct code_label.</w:t>
+      </w:r>
+    </w:p>
+    <w:p>
+      <w:pPr>
+        <w:numPr>
+          <w:ilvl w:val="0"/>
+          <w:numId w:val="10"/>
+        </w:numPr>
+      </w:pPr>
+      <w:bookmarkStart w:id="0" w:name="_Toc235526912"/>
+      <w:bookmarkEnd w:id="0"/>
+      <w:r>
+        <w:rPr>
+          <w:color w:val="008000"/>
+        </w:rPr>
+        <w:t>7) Test variance. New webhook arg testing_variance: bool, default false. When true, the normalize step applies a hardcoded inline mutation table (e.g., overlays code DDDDDDDDDD on the primary_taxonomy_code of a specific test NPI so the discrepancy report path can be exercised end-to-end). Zero effect at false. The test-variance code is expected to be REMOVED from the codebase once the test it enables has passed and is no longer needed.</w:t>
+      </w:r>
+    </w:p>
+    <w:p>
+      <w:pPr>
+        <w:numPr>
+          <w:ilvl w:val="0"/>
+          <w:numId w:val="10"/>
+        </w:numPr>
+      </w:pPr>
+      <w:bookmarkStart w:id="0" w:name="_Toc235526912"/>
+      <w:bookmarkEnd w:id="0"/>
+      <w:r>
+        <w:rPr>
+          <w:color w:val="008000"/>
+        </w:rPr>
+        <w:t>8) Concurrency / locks / polling / timeouts / retry: all dropped. Each PublicData collection has exactly one producing pipeline. Two concurrent runs of the same pipeline are already prevented by the Atlas cluster reservation semaphore. Cross-pipeline coordination does not exist (each pipeline owns its whole business-end chain). No control-collection polling, no per-dependency timeouts, no queue.</w:t>
+      </w:r>
+    </w:p>
+    <w:p>
+      <w:pPr>
+        <w:numPr>
+          <w:ilvl w:val="0"/>
+          <w:numId w:val="10"/>
+        </w:numPr>
+      </w:pPr>
+      <w:bookmarkStart w:id="0" w:name="_Toc235526912"/>
+      <w:bookmarkEnd w:id="0"/>
+      <w:r>
+        <w:rPr>
+          <w:color w:val="008000"/>
+        </w:rPr>
+      </w:r>
+    </w:p>
+    <w:p>
+      <w:pPr>
+        <w:numPr>
+          <w:ilvl w:val="0"/>
+          <w:numId w:val="10"/>
+        </w:numPr>
+      </w:pPr>
+      <w:bookmarkStart w:id="0" w:name="_Toc235526912"/>
+      <w:bookmarkEnd w:id="0"/>
+      <w:r>
+        <w:rPr>
+          <w:color w:val="008000"/>
+        </w:rPr>
+        <w:t>End of v42 changelog. Individual green-marked update paragraphs appear inline at each affected section below.</w:t>
+      </w:r>
+    </w:p>
+    <w:p>
+      <w:pPr>
+        <w:numPr>
+          <w:ilvl w:val="0"/>
+          <w:numId w:val="10"/>
+        </w:numPr>
+      </w:pPr>
+      <w:bookmarkStart w:id="0" w:name="_Toc235526912"/>
+      <w:bookmarkEnd w:id="0"/>
+      <w:r>
+        <w:rPr>
+          <w:color w:val="008000"/>
+        </w:rPr>
       </w:r>
     </w:p>
     <w:p>
@@ -7874,11 +8070,28 @@
       </w:r>
     </w:p>
     <w:p>
+      <w:pPr/>
+      <w:r>
+        <w:rPr>
+          <w:color w:val="008000"/>
+        </w:rPr>
+      </w:r>
+    </w:p>
+    <w:p>
       <w:pPr>
         <w:pStyle w:val="Heading3"/>
       </w:pPr>
       <w:r>
         <w:t>5.2.3 Source freshness gate</w:t>
+      </w:r>
+    </w:p>
+    <w:p>
+      <w:pPr/>
+      <w:r>
+        <w:rPr>
+          <w:color w:val="008000"/>
+        </w:rPr>
+        <w:t>v42 UPDATE (below section REPLACED): the source-freshness-gate step is removed. Freshness in v42 is decided inline in Fetch All Sources by a simple sha256 compare against the control-collection-recorded hash for this source. See changelog item (2). The v41 gate's decision plumbing (decision + archive_container + archive_blob + archive_filename + archived_version threading, always_refetch config, derived-parent inheritance) is retired.</w:t>
       </w:r>
     </w:p>
     <w:p>
@@ -8291,6 +8504,18 @@
     </w:p>
     <w:p>
       <w:pPr>
+        <w:rPr>
+          <w:color w:val="auto"/>
+        </w:rPr>
+      </w:pPr>
+      <w:r>
+        <w:rPr>
+          <w:color w:val="008000"/>
+        </w:rPr>
+      </w:r>
+    </w:p>
+    <w:p>
+      <w:pPr>
         <w:pStyle w:val="Heading3"/>
         <w:rPr>
           <w:color w:val="auto"/>
@@ -8301,6 +8526,19 @@
           <w:color w:val="auto"/>
         </w:rPr>
         <w:t>5.2.4 Fetch all sources</w:t>
+      </w:r>
+    </w:p>
+    <w:p>
+      <w:pPr>
+        <w:rPr>
+          <w:color w:val="auto"/>
+        </w:rPr>
+      </w:pPr>
+      <w:r>
+        <w:rPr>
+          <w:color w:val="008000"/>
+        </w:rPr>
+        <w:t>v42 UPDATE (Fetch All Sources rewritten): the step downloads each source unconditionally, computes sha256 of the downloaded bytes, and compares to the sha256 recorded on the source's entry in the control collection pipelines.collections. If match =&gt; the existing staging collection is still valid; the step marks the source "reuse" and downstream normalize is skipped for this source. If mismatch =&gt; the OLD blob is deleted from blob storage (forward-only, no retention), the new blob is stored under dev-pipeline-sources/&lt;source&gt;/&lt;sha256&gt;/&lt;filename&gt;, staging for that source is drained and rebuilt from the new blob, and normalize runs on it. The sha256 recorded in the control collection is updated to the new hash on successful publish to PublicData.</w:t>
       </w:r>
     </w:p>
     <w:p>
@@ -8605,6 +8843,14 @@
       </w:r>
     </w:p>
     <w:p>
+      <w:pPr/>
+      <w:r>
+        <w:rPr>
+          <w:color w:val="008000"/>
+        </w:rPr>
+      </w:r>
+    </w:p>
+    <w:p>
       <w:pPr>
         <w:pStyle w:val="Heading3"/>
       </w:pPr>
@@ -8614,6 +8860,15 @@
       </w:r>
     </w:p>
     <w:p>
+      <w:pPr/>
+      <w:r>
+        <w:rPr>
+          <w:color w:val="008000"/>
+        </w:rPr>
+        <w:t>v42 UPDATE (below section REMOVED): the source_archival step is retired. Under v42 the blob store carries exactly one blob per source (the most recent), keyed by content hash under dev-pipeline-sources/&lt;source&gt;/&lt;sha256&gt;/. There is no separate archive tier and no rotation logic. The old blob is deleted immediately when a new content hash arrives.</w:t>
+      </w:r>
+    </w:p>
+    <w:p>
       <w:r>
         <w:rPr>
           <w:b/>
@@ -8952,6 +9207,14 @@
       </w:r>
     </w:p>
     <w:p>
+      <w:pPr/>
+      <w:r>
+        <w:rPr>
+          <w:color w:val="008000"/>
+        </w:rPr>
+      </w:r>
+    </w:p>
+    <w:p>
       <w:pPr>
         <w:pStyle w:val="Heading3"/>
       </w:pPr>
@@ -9113,6 +9376,34 @@
       </w:r>
       <w:r>
         <w:t>.</w:t>
+      </w:r>
+    </w:p>
+    <w:p>
+      <w:pPr/>
+      <w:r>
+        <w:rPr>
+          <w:color w:val="008000"/>
+        </w:rPr>
+      </w:r>
+    </w:p>
+    <w:p>
+      <w:pPr>
+        <w:pStyle w:val="Heading3"/>
+      </w:pPr>
+      <w:r>
+        <w:rPr>
+          <w:color w:val="008000"/>
+        </w:rPr>
+        <w:t>5.2.8a Publish SpecialtyMetaData + embed</w:t>
+      </w:r>
+    </w:p>
+    <w:p>
+      <w:pPr/>
+      <w:r>
+        <w:rPr>
+          <w:color w:val="008000"/>
+        </w:rPr>
+        <w:t>This step runs after normalize_nucc has built StagingNucc (883 NUCC codes + F-105 supplements enriched with can_prescribe / is_homeopathic / is_supplemented / is_disqualified flags). This step publishes the 884-row normalized collection to {env}_PublicHealthData.SpecialtyMetaData via atomic renameCollection(dropTarget=true), then runs specialty_embed - computes an embedding vector per record using canonical text-embedding-3-large (EPIC-008-F-011-S-004) and stamps the embedding field on each doc. On successful publish the control-collection entry for SpecialtyMetaData_v_3 is written with the new source_hash, job_id, and status=current. All subsequent Provider_v_3 enrichment steps that consume SpecialtyMetaData_v_3 run AFTER this step.</w:t>
       </w:r>
     </w:p>
     <w:p>
@@ -9125,6 +9416,15 @@
       </w:r>
     </w:p>
     <w:p>
+      <w:pPr/>
+      <w:r>
+        <w:rPr>
+          <w:color w:val="008000"/>
+        </w:rPr>
+        <w:t>v42 UPDATE: Normalize NPI now consists of two logical passes. Pass A (source-shape normalize) makes the raw NPPES per-slot fields comply with our data structures - taxonomies[] array assembled from the per-slot Primary Taxonomy Switch columns, addresses[] normalized, licenses[] parsed - WITHOUT any lookup against SpecialtyMetaData. Pass A has no dependencies. Pass B (SpecialtyMetaData-driven enrichment) stamps taxonomies[i].code_label / reference_status / grouping / classification / specialization / definition from the fully-published SpecialtyMetaData_v_3 (which by the ordered step list is guaranteed complete before Pass B starts). This is where the code_label ordering fix lands. The two-pass split MAY be realized as one function with an internal state check or two distinct steps; the boundary is what matters, not the module structure.</w:t>
+      </w:r>
+    </w:p>
+    <w:p>
       <w:r>
         <w:rPr>
           <w:b/>
@@ -10004,11 +10304,28 @@
       </w:r>
     </w:p>
     <w:p>
+      <w:pPr/>
+      <w:r>
+        <w:rPr>
+          <w:color w:val="008000"/>
+        </w:rPr>
+      </w:r>
+    </w:p>
+    <w:p>
       <w:pPr>
         <w:pStyle w:val="Heading4"/>
       </w:pPr>
       <w:r>
         <w:t>5.2.9.4 Common finalizers (every record)</w:t>
+      </w:r>
+    </w:p>
+    <w:p>
+      <w:pPr/>
+      <w:r>
+        <w:rPr>
+          <w:color w:val="008000"/>
+        </w:rPr>
+        <w:t>v42 UPDATE (test variance hook): the common finalizer runs a test-variance mutation pass at the end of Pass A / start of Pass B when ctx.args.testing_variance is True. When True, an inline hardcoded mutation table is walked: for each entry matching the current record's npi, the named field path is overwritten with the declared value. Zero effect when False (the default). Example entry (temporary, for the discrepancy-report end-to-end test) mutates NPI 1669475695 primary_taxonomy_code to DDDDDDDDDD. The mutation code lives in the codebase during test development and is expected to be removed once the test it enables has passed.</w:t>
       </w:r>
     </w:p>
     <w:p>
@@ -11418,6 +11735,33 @@
         <w:pStyle w:val="Heading3"/>
       </w:pPr>
       <w:r>
+        <w:rPr>
+          <w:color w:val="008000"/>
+        </w:rPr>
+        <w:t>5.2.20a Write to pipelines.collections</w:t>
+      </w:r>
+    </w:p>
+    <w:p>
+      <w:pPr>
+        <w:tabs>
+          <w:tab w:val="right" w:leader="dot" w:pos="8630"/>
+        </w:tabs>
+        <w:rPr>
+          <w:noProof/>
+        </w:rPr>
+      </w:pPr>
+      <w:r>
+        <w:rPr>
+          <w:color w:val="008000"/>
+        </w:rPr>
+        <w:t>After every PublicData collection this pipeline produced has been successfully swapped in via renameCollection, write one document per collection to the control collection pipelines.collections on the front-end cluster. Fields: _id (collection name), version_id (source sha256), job_id (this run's run_id), blob_name (dev-pipeline-sources/&lt;source&gt;/&lt;sha256&gt;/&lt;filename&gt;), staging_collection_name, public_data_collection_name, status="current", completed_at. This is the transactional source of truth downstream consumers query to learn what version of each collection is current.</w:t>
+      </w:r>
+    </w:p>
+    <w:p>
+      <w:pPr>
+        <w:pStyle w:val="Heading3"/>
+      </w:pPr>
+      <w:r>
         <w:t>5.2.20 Quiesce infrastructure *(finally_block)*</w:t>
       </w:r>
     </w:p>
@@ -11629,6 +11973,22 @@
     </w:p>
     <w:p>
       <w:pPr>
+        <w:tabs>
+          <w:tab w:val="right" w:leader="dot" w:pos="8630"/>
+        </w:tabs>
+        <w:rPr>
+          <w:noProof/>
+        </w:rPr>
+      </w:pPr>
+      <w:r>
+        <w:rPr>
+          <w:color w:val="008000"/>
+        </w:rPr>
+        <w:t>v42 UPDATE: incremental load semantics reframed. Under v42, "incremental" still means "process only the state-scoped rows in the source file" - but the destination write pattern is uniform with full-load: always build a complete new PublicData collection in staging then atomic-swap. Incremental starts by copying the live PublicData collection into staging (so unchanged rows are preserved), then drops live, then applies the state-scoped diff/preserve/reprocess/new/delete passes in staging, then atomic-renames staging back to live. No in-place mutation of live PublicData ever occurs. Only complete + good collections land in PublicData; absence in PublicData means not-yet-available. The v41 sub-steps 5.3.6 through 5.3.10 still describe the row-level operations that run in staging; only the surrounding copy-live / atomic-swap discipline is new.</w:t>
+      </w:r>
+    </w:p>
+    <w:p>
+      <w:pPr>
         <w:pStyle w:val="Heading3"/>
       </w:pPr>
       <w:r>
@@ -13889,41 +14249,9 @@
       <w:pPr>
         <w:pStyle w:val="Heading2"/>
       </w:pPr>
-      <w:r>
-        <w:t>6.9 Data Quality</w:t>
-      </w:r>
-    </w:p>
-    <w:p>
-      <w:pPr/>
-      <w:r>
-        <w:t>The provider pipeline consumes two upstream authorities that can drift independently: the NUCC Health Care Provider Taxonomy Code Set (published by the standards body; 883 codes in v261) and the CMS/NPPES provider dissemination (~9.25M records, each carrying taxonomy codes that should resolve against NUCC). NPPES accepts and retains taxonomy codes that NUCC no longer publishes — either because CMS accepted them under a prior NUCC release without re-validation, or because CMS applies looser validation than NUCC's canonical set. Registry drift is an unavoidable operational condition, not a defect.</w:t>
-      </w:r>
-    </w:p>
-    <w:p>
-      <w:pPr/>
-      <w:r>
-        <w:t>To preserve the truth of what each authority asserts while giving downstream consumers usable metadata, the pipeline implements a governed repair-overlay pattern. The proprietary F-105 catalog carries operational repair entries for regulator-only codes; the provider document's taxonomies[] array holds both the reported code (with authority = CMS/NPPES) and, where an approved mapping exists, a canonical-derived code (with authority = NUCC). Neither overwrites the other. Every operational repair is visible, traceable, reviewable, and reproducible.</w:t>
-      </w:r>
-    </w:p>
-    <w:p>
-      <w:pPr/>
-      <w:r>
-        <w:t>The pattern is grounded in HL7 FHIR R5 terminology conventions — specifically CodeableConcept with multiple codings (https://hl7.org/fhir/R5/datatypes.html#CodeableConcept), CodeSystem supplements (https://hl7.org/fhir/R5/codesystem.html#supplements), ConceptMap (https://hl7.org/fhir/R5/conceptmap.html), Provenance (https://hl7.org/fhir/R5/provenance.html), and Extensions (https://hl7.org/fhir/R5/extensibility.html). Every design choice is authorized by explicit FHIR specification language. Complete FHIR citation per design choice, the full F-105 catalog and provider-record schema shapes, the four-case resolution logic, the research-first curation process, the failure policy, and the reference-release reconciliation checklist are documented in the companion governance document NUCC_SpecialtyCodeDataDiscrepancyManagement.docx in this same directory.</w:t>
-      </w:r>
-    </w:p>
-    <w:p>
-      <w:pPr/>
-      <w:r>
-        <w:t>Failure policy summary: record-level data-quality anomalies (an isolated unknown taxonomy code, a provider whose primary code is neither in NUCC nor in the F-105 catalog) log a structured warning, mark the taxonomy element as unresolved, and continue processing the rest of the dissemination. Artifact-level defects (missing NUCC release, invalid F-105 schema, catalog mapping cycles, mapping targets that don't exist in NUCC) fail the run before enrichment begins so a corrupted catalog cannot partially propagate. Run status distinguishes SUCCEEDED, SUCCEEDED_WITH_DATA_QUALITY_WARNINGS, and FAILED_* variants so operators can act on the correct signal.</w:t>
-      </w:r>
-    </w:p>
-    <w:p>
-      <w:pPr>
-        <w:pStyle w:val="Heading2"/>
-      </w:pPr>
       <w:bookmarkStart w:id="22" w:name="_Toc235526934"/>
       <w:r>
-        <w:t>6.10 Failure and re-run — *authoritative enumeration of restart points*</w:t>
+        <w:t>6.9 Failure and re-run — *authoritative enumeration of restart points*</w:t>
       </w:r>
       <w:bookmarkEnd w:id="22"/>
     </w:p>
@@ -14436,6 +14764,209 @@
     </w:p>
     <w:p>
       <w:pPr>
+        <w:pStyle w:val="Heading2"/>
+      </w:pPr>
+      <w:r>
+        <w:rPr>
+          <w:color w:val="008000"/>
+        </w:rPr>
+        <w:t>6.10 Control collection and freshness protocol</w:t>
+      </w:r>
+    </w:p>
+    <w:p>
+      <w:pPr>
+        <w:tabs>
+          <w:tab w:val="right" w:leader="dot" w:pos="8630"/>
+        </w:tabs>
+        <w:rPr>
+          <w:noProof/>
+        </w:rPr>
+      </w:pPr>
+      <w:r>
+        <w:rPr>
+          <w:color w:val="008000"/>
+        </w:rPr>
+        <w:t>The front-end cluster hosts a database pipelines with one collection collections whose documents record the current version of every PublicData collection this pipeline produces. Each document's shape:</w:t>
+      </w:r>
+    </w:p>
+    <w:p>
+      <w:pPr>
+        <w:tabs>
+          <w:tab w:val="right" w:leader="dot" w:pos="8630"/>
+        </w:tabs>
+        <w:rPr>
+          <w:noProof/>
+        </w:rPr>
+      </w:pPr>
+      <w:r>
+        <w:rPr>
+          <w:color w:val="008000"/>
+        </w:rPr>
+        <w:t>{</w:t>
+      </w:r>
+    </w:p>
+    <w:p>
+      <w:pPr>
+        <w:tabs>
+          <w:tab w:val="right" w:leader="dot" w:pos="8630"/>
+        </w:tabs>
+        <w:rPr>
+          <w:noProof/>
+        </w:rPr>
+      </w:pPr>
+      <w:r>
+        <w:rPr>
+          <w:color w:val="008000"/>
+        </w:rPr>
+        <w:t xml:space="preserve">  "_id": "Provider_v_3",</w:t>
+      </w:r>
+    </w:p>
+    <w:p>
+      <w:pPr>
+        <w:tabs>
+          <w:tab w:val="right" w:leader="dot" w:pos="8630"/>
+        </w:tabs>
+        <w:rPr>
+          <w:noProof/>
+        </w:rPr>
+      </w:pPr>
+      <w:r>
+        <w:rPr>
+          <w:color w:val="008000"/>
+        </w:rPr>
+        <w:t xml:space="preserve">  "version_id": "&lt;sha256 of primary source blob&gt;",</w:t>
+      </w:r>
+    </w:p>
+    <w:p>
+      <w:pPr>
+        <w:tabs>
+          <w:tab w:val="right" w:leader="dot" w:pos="8630"/>
+        </w:tabs>
+        <w:rPr>
+          <w:noProof/>
+        </w:rPr>
+      </w:pPr>
+      <w:r>
+        <w:rPr>
+          <w:color w:val="008000"/>
+        </w:rPr>
+        <w:t xml:space="preserve">  "job_id": "prov-2026-08-02T15-33-32Z-e1a18c",</w:t>
+      </w:r>
+    </w:p>
+    <w:p>
+      <w:pPr>
+        <w:tabs>
+          <w:tab w:val="right" w:leader="dot" w:pos="8630"/>
+        </w:tabs>
+        <w:rPr>
+          <w:noProof/>
+        </w:rPr>
+      </w:pPr>
+      <w:r>
+        <w:rPr>
+          <w:color w:val="008000"/>
+        </w:rPr>
+        <w:t xml:space="preserve">  "blob_name": "dev-pipeline-sources/nppes_npi/&lt;sha256&gt;/&lt;filename&gt;",</w:t>
+      </w:r>
+    </w:p>
+    <w:p>
+      <w:pPr>
+        <w:tabs>
+          <w:tab w:val="right" w:leader="dot" w:pos="8630"/>
+        </w:tabs>
+        <w:rPr>
+          <w:noProof/>
+        </w:rPr>
+      </w:pPr>
+      <w:r>
+        <w:rPr>
+          <w:color w:val="008000"/>
+        </w:rPr>
+        <w:t xml:space="preserve">  "staging_collection_name": "PublicStaging.StagingProvider_v_3",</w:t>
+      </w:r>
+    </w:p>
+    <w:p>
+      <w:pPr>
+        <w:tabs>
+          <w:tab w:val="right" w:leader="dot" w:pos="8630"/>
+        </w:tabs>
+        <w:rPr>
+          <w:noProof/>
+        </w:rPr>
+      </w:pPr>
+      <w:r>
+        <w:rPr>
+          <w:color w:val="008000"/>
+        </w:rPr>
+        <w:t xml:space="preserve">  "public_data_collection_name": "PublicData.Provider_v_3",</w:t>
+      </w:r>
+    </w:p>
+    <w:p>
+      <w:pPr>
+        <w:tabs>
+          <w:tab w:val="right" w:leader="dot" w:pos="8630"/>
+        </w:tabs>
+        <w:rPr>
+          <w:noProof/>
+        </w:rPr>
+      </w:pPr>
+      <w:r>
+        <w:rPr>
+          <w:color w:val="008000"/>
+        </w:rPr>
+        <w:t xml:space="preserve">  "status": "current | failed",</w:t>
+      </w:r>
+    </w:p>
+    <w:p>
+      <w:pPr>
+        <w:tabs>
+          <w:tab w:val="right" w:leader="dot" w:pos="8630"/>
+        </w:tabs>
+        <w:rPr>
+          <w:noProof/>
+        </w:rPr>
+      </w:pPr>
+      <w:r>
+        <w:rPr>
+          <w:color w:val="008000"/>
+        </w:rPr>
+        <w:t xml:space="preserve">  "completed_at": "&lt;ISO datetime&gt;"</w:t>
+      </w:r>
+    </w:p>
+    <w:p>
+      <w:pPr>
+        <w:tabs>
+          <w:tab w:val="right" w:leader="dot" w:pos="8630"/>
+        </w:tabs>
+        <w:rPr>
+          <w:noProof/>
+        </w:rPr>
+      </w:pPr>
+      <w:r>
+        <w:rPr>
+          <w:color w:val="008000"/>
+        </w:rPr>
+        <w:t>}</w:t>
+      </w:r>
+    </w:p>
+    <w:p>
+      <w:pPr>
+        <w:tabs>
+          <w:tab w:val="right" w:leader="dot" w:pos="8630"/>
+        </w:tabs>
+        <w:rPr>
+          <w:noProof/>
+        </w:rPr>
+      </w:pPr>
+      <w:r>
+        <w:rPr>
+          <w:color w:val="008000"/>
+        </w:rPr>
+        <w:t>The pipeline writes this doc at the end of each successful production (per 5.2.20a). Downstream consumers query it to learn which version is current. There is no lock, no in-flight field, no polling from consumers to producers, no timeout. Because each PublicData collection has exactly one producing pipeline and each pipeline is single-instance-per-fire via the Atlas cluster reservation, concurrent writers do not occur.</w:t>
+      </w:r>
+    </w:p>
+    <w:p>
+      <w:pPr>
         <w:pStyle w:val="Heading1"/>
       </w:pPr>
       <w:bookmarkStart w:id="23" w:name="_Toc235526935"/>
@@ -14582,6 +15113,22 @@
       </w:r>
     </w:p>
     <w:p>
+      <w:pPr>
+        <w:tabs>
+          <w:tab w:val="right" w:leader="dot" w:pos="8630"/>
+        </w:tabs>
+        <w:rPr>
+          <w:noProof/>
+        </w:rPr>
+      </w:pPr>
+      <w:r>
+        <w:rPr>
+          <w:color w:val="008000"/>
+        </w:rPr>
+        <w:t>v42 UPDATE: pipeline invocation contract gains one new arg: testing_variance: bool (default false). Passed through the webhook payload alongside data_version, state_scope, incremental, and start_step; threaded through the runbook into StepContext.args; consumed by the normalize step's test-variance hook (see 5.2.9.4). Zero effect at the default value. Every ChatHealthy pipeline (Provider today, Specialty when it lands as its own pipeline, future pipelines) accepts this arg.</w:t>
+      </w:r>
+    </w:p>
+    <w:p>
       <w:r>
         <w:rPr>
           <w:b/>
@@ -14643,24 +15190,6 @@
       </w:r>
       <w:r>
         <w:t xml:space="preserve"> (SHA-256 of the source NPPES row that produced the record) is a required field per §5.2.9 sub-step 11.</w:t>
-      </w:r>
-    </w:p>
-    <w:p>
-      <w:pPr/>
-      <w:r>
-        <w:t>Extended taxonomies[] shape (v42): the provider record's taxonomies[] array now supports the repair-overlay pattern described in §6.9 Data Quality. Each element carries taxonomy_role (reported | canonical_derived), reference_status (current_reference | historical_reference | records_registry_only | locally_curated | unresolved), and authority (CMS_NPPES | NUCC). When reference_status ≠ current_reference, the element also carries the four NUCC-equivalent metadata fields (grouping, classification, specialization, definition) so downstream consumers have a usable label without a live NUCC lookup. An optional related_taxonomy object links a reported element to its canonical-derived twin (and vice versa) when the F-105 catalog carries an approved canonical_mapping for the reported code. An optional warning object surfaces reported_noncanonical_taxonomy, derived_taxonomy, or unresolved_taxonomy signals to downstream renderers.</w:t>
-      </w:r>
-    </w:p>
-    <w:p>
-      <w:pPr/>
-      <w:r>
-        <w:t>The reported taxonomy element preserves exactly what CMS/NPPES asserted; the canonical-derived element (when present) preserves the approved NUCC equivalent as chosen by the F-105 mapping governance. Neither overwrites the other. This mirrors HL7 FHIR R5 CodeableConcept's explicit permission to carry multiple codings for the same concept (https://hl7.org/fhir/R5/datatypes.html#CodeableConcept). Full FHIR grounding for the design is documented in NUCC_SpecialtyCodeDataDiscrepancyManagement.docx (same directory).</w:t>
-      </w:r>
-    </w:p>
-    <w:p>
-      <w:pPr/>
-      <w:r>
-        <w:t>Schema files: Website/schemas/ProviderRecordSchema.json and Website/schemas/ChatHealthyProvidersSchema.json (both updated in v42). Served from https://dev.chathealthy.ai/schemas/ProviderRecordSchema.json.</w:t>
       </w:r>
     </w:p>
     <w:p>
@@ -15043,30 +15572,6 @@
       </w:r>
       <w:r>
         <w:t xml:space="preserve"> for the allow-list check.</w:t>
-      </w:r>
-    </w:p>
-    <w:p>
-      <w:pPr/>
-      <w:r>
-        <w:t>As of v42 the F-105 catalog is governed by a dedicated strict schema at Website/schemas/ChatHealthySpecialtyClassificationCatalogSchema.json (published at https://dev.chathealthy.ai/schemas/ChatHealthySpecialtyClassificationCatalogSchema.json). The catalog file's $schema reference points at that URL. Rule-008's JSON validation runs the strict schema on every commit; the previously-used relaxed schema is no longer the authority for F-105.</w:t>
-      </w:r>
-    </w:p>
-    <w:p>
-      <w:pPr/>
-      <w:r>
-        <w:t>Every catalog entry carries Code + can_prescribe + homeopathic (required) plus an optional reference_status enum (current_reference | historical_reference | records_registry_only | locally_curated | unresolved). Absent or current_reference means the entry is a normal NUCC-backed row and no additional fields are required. Anything else marks the entry as an operational repair; when reference_status ≠ current_reference the entry MUST also carry grouping, classification, specialization, definition, and a provenance block (metadata_source + curation_status, plus optional evidence_type / first_observed_reference_version / last_verified_reference_version / note). The conditional requirement is enforced structurally via JSON-Schema if/then/else.</w:t>
-      </w:r>
-    </w:p>
-    <w:p>
-      <w:pPr/>
-      <w:r>
-        <w:t>An optional canonical_mapping object per entry declares an approved mapping to a canonical NUCC code (target_code + FHIR-inspired relationship semantics such as possibly-equivalent-to or likely-typographical-variant-of, plus review_status). Presence of an approved canonical_mapping permits the normalize step to emit a canonical_derived twin taxonomy element on affected provider records; absence leaves the record with only the reported taxonomy plus operational metadata. Silent substitution is never permitted — the source code is always preserved.</w:t>
-      </w:r>
-    </w:p>
-    <w:p>
-      <w:pPr/>
-      <w:r>
-        <w:t>Curation process: every repair entry's flag values (can_prescribe, homeopathic) are determined by researching what the underlying professional role actually does (does this role hold prescribing authority in any U.S. state? is the scope of practice homeopathic?), not defaulted to false. The provenance.note field records the research citation. Full curation checklist and governance are in NUCC_SpecialtyCodeDataDiscrepancyManagement.docx.</w:t>
       </w:r>
     </w:p>
     <w:p>
